--- a/output/北塩原村_計画素案_修正履歴.docx
+++ b/output/北塩原村_計画素案_修正履歴.docx
@@ -386,7 +386,7 @@
                 <w:b w:val="0"/>
                 <w:sz w:val="18"/>
               </w:rPr>
-              <w:t>442</w:t>
+              <w:t>443</w:t>
             </w:r>
           </w:p>
         </w:tc>
@@ -404,7 +404,7 @@
                 <w:b w:val="0"/>
                 <w:sz w:val="18"/>
               </w:rPr>
-              <w:t>128</w:t>
+              <w:t>129</w:t>
             </w:r>
           </w:p>
         </w:tc>
@@ -440,7 +440,7 @@
                 <w:b w:val="0"/>
                 <w:sz w:val="18"/>
               </w:rPr>
-              <w:t>880fdac762ae437a</w:t>
+              <w:t>2ccf901afbc05f4e</w:t>
             </w:r>
           </w:p>
         </w:tc>
@@ -1360,7 +1360,7 @@
           <w:b w:val="0"/>
           <w:sz w:val="21"/>
         </w:rPr>
-        <w:t>見出しは57件から107件へ、表は54件から128件へ増えています。新たに設けた章節は63件、見出しの文字が変わった（主に節番号の繰り下げによる）ものが14件です。</w:t>
+        <w:t>見出しは57件から107件へ、表は54件から129件へ増えています。新たに設けた章節は63件、見出しの文字が変わった（主に節番号の繰り下げによる）ものが14件です。</w:t>
       </w:r>
     </w:p>
     <w:p>

--- a/output/北塩原村_計画素案_修正履歴.docx
+++ b/output/北塩原村_計画素案_修正履歴.docx
@@ -105,7 +105,7 @@
         </w:tc>
         <w:tc>
           <w:tcPr>
-            <w:tcW w:w="4600" w:type="dxa"/>
+            <w:tcW w:w="4400" w:type="dxa"/>
             <w:shd w:val="clear" w:color="auto" w:fill="1F3864"/>
           </w:tcPr>
           <w:p>
@@ -189,7 +189,7 @@
         </w:tc>
         <w:tc>
           <w:tcPr>
-            <w:tcW w:w="2200" w:type="dxa"/>
+            <w:tcW w:w="2400" w:type="dxa"/>
             <w:shd w:val="clear" w:color="auto" w:fill="1F3864"/>
           </w:tcPr>
           <w:p>
@@ -204,7 +204,7 @@
                 <w:color w:val="FFFFFF"/>
                 <w:sz w:val="18"/>
               </w:rPr>
-              <w:t>SHA-256（先頭16桁）</w:t>
+              <w:t>照合値</w:t>
             </w:r>
           </w:p>
         </w:tc>
@@ -230,7 +230,7 @@
         </w:tc>
         <w:tc>
           <w:tcPr>
-            <w:tcW w:w="4600" w:type="dxa"/>
+            <w:tcW w:w="4400" w:type="dxa"/>
           </w:tcPr>
           <w:p>
             <w:pPr>
@@ -318,12 +318,28 @@
         </w:tc>
         <w:tc>
           <w:tcPr>
-            <w:tcW w:w="2200" w:type="dxa"/>
-          </w:tcPr>
-          <w:p>
-            <w:pPr>
-              <w:spacing w:after="0"/>
-            </w:pPr>
+            <w:tcW w:w="2400" w:type="dxa"/>
+          </w:tcPr>
+          <w:p>
+            <w:pPr>
+              <w:spacing w:after="0"/>
+            </w:pPr>
+            <w:r>
+              <w:rPr>
+                <w:rFonts w:ascii="BIZ UDPゴシック" w:hAnsi="BIZ UDPゴシック" w:eastAsia="BIZ UDPゴシック"/>
+                <w:b w:val="0"/>
+                <w:sz w:val="18"/>
+              </w:rPr>
+              <w:t>SHA-256</w:t>
+            </w:r>
+            <w:r>
+              <w:rPr>
+                <w:rFonts w:ascii="BIZ UDPゴシック" w:hAnsi="BIZ UDPゴシック" w:eastAsia="BIZ UDPゴシック"/>
+                <w:b w:val="0"/>
+                <w:sz w:val="18"/>
+              </w:rPr>
+              <w:br/>
+            </w:r>
             <w:r>
               <w:rPr>
                 <w:rFonts w:ascii="BIZ UDPゴシック" w:hAnsi="BIZ UDPゴシック" w:eastAsia="BIZ UDPゴシック"/>
@@ -356,7 +372,7 @@
         </w:tc>
         <w:tc>
           <w:tcPr>
-            <w:tcW w:w="4600" w:type="dxa"/>
+            <w:tcW w:w="4400" w:type="dxa"/>
           </w:tcPr>
           <w:p>
             <w:pPr>
@@ -428,19 +444,35 @@
         </w:tc>
         <w:tc>
           <w:tcPr>
-            <w:tcW w:w="2200" w:type="dxa"/>
-          </w:tcPr>
-          <w:p>
-            <w:pPr>
-              <w:spacing w:after="0"/>
-            </w:pPr>
-            <w:r>
-              <w:rPr>
-                <w:rFonts w:ascii="BIZ UDPゴシック" w:hAnsi="BIZ UDPゴシック" w:eastAsia="BIZ UDPゴシック"/>
-                <w:b w:val="0"/>
-                <w:sz w:val="18"/>
-              </w:rPr>
-              <w:t>2ccf901afbc05f4e</w:t>
+            <w:tcW w:w="2400" w:type="dxa"/>
+          </w:tcPr>
+          <w:p>
+            <w:pPr>
+              <w:spacing w:after="0"/>
+            </w:pPr>
+            <w:r>
+              <w:rPr>
+                <w:rFonts w:ascii="BIZ UDPゴシック" w:hAnsi="BIZ UDPゴシック" w:eastAsia="BIZ UDPゴシック"/>
+                <w:b w:val="0"/>
+                <w:sz w:val="18"/>
+              </w:rPr>
+              <w:t>内容の署名</w:t>
+            </w:r>
+            <w:r>
+              <w:rPr>
+                <w:rFonts w:ascii="BIZ UDPゴシック" w:hAnsi="BIZ UDPゴシック" w:eastAsia="BIZ UDPゴシック"/>
+                <w:b w:val="0"/>
+                <w:sz w:val="18"/>
+              </w:rPr>
+              <w:br/>
+            </w:r>
+            <w:r>
+              <w:rPr>
+                <w:rFonts w:ascii="BIZ UDPゴシック" w:hAnsi="BIZ UDPゴシック" w:eastAsia="BIZ UDPゴシック"/>
+                <w:b w:val="0"/>
+                <w:sz w:val="18"/>
+              </w:rPr>
+              <w:t>f8818b8dbba2</w:t>
             </w:r>
           </w:p>
         </w:tc>

--- a/output/北塩原村_計画素案_修正履歴.docx
+++ b/output/北塩原村_計画素案_修正履歴.docx
@@ -402,7 +402,7 @@
                 <w:b w:val="0"/>
                 <w:sz w:val="18"/>
               </w:rPr>
-              <w:t>443</w:t>
+              <w:t>453</w:t>
             </w:r>
           </w:p>
         </w:tc>
@@ -420,7 +420,7 @@
                 <w:b w:val="0"/>
                 <w:sz w:val="18"/>
               </w:rPr>
-              <w:t>129</w:t>
+              <w:t>137</w:t>
             </w:r>
           </w:p>
         </w:tc>
@@ -438,7 +438,7 @@
                 <w:b w:val="0"/>
                 <w:sz w:val="18"/>
               </w:rPr>
-              <w:t>107</w:t>
+              <w:t>109</w:t>
             </w:r>
           </w:p>
         </w:tc>
@@ -472,7 +472,7 @@
                 <w:b w:val="0"/>
                 <w:sz w:val="18"/>
               </w:rPr>
-              <w:t>f8818b8dbba2</w:t>
+              <w:t>1ea8f6350031</w:t>
             </w:r>
           </w:p>
         </w:tc>
@@ -706,7 +706,7 @@
                 <w:sz w:val="18"/>
                 <w:highlight w:val="yellow"/>
               </w:rPr>
-              <w:t>13件</w:t>
+              <w:t>14件</w:t>
             </w:r>
           </w:p>
         </w:tc>
@@ -896,7 +896,7 @@
                 <w:sz w:val="18"/>
                 <w:highlight w:val="green"/>
               </w:rPr>
-              <w:t>3件</w:t>
+              <w:t>4件</w:t>
             </w:r>
           </w:p>
         </w:tc>
@@ -1086,7 +1086,7 @@
                 <w:sz w:val="18"/>
                 <w:highlight w:val="green"/>
               </w:rPr>
-              <w:t>6件</w:t>
+              <w:t>7件</w:t>
             </w:r>
           </w:p>
         </w:tc>
@@ -1176,7 +1176,7 @@
                 <w:b w:val="0"/>
                 <w:sz w:val="18"/>
               </w:rPr>
-              <w:t>9件</w:t>
+              <w:t>10件</w:t>
             </w:r>
           </w:p>
         </w:tc>
@@ -1392,7 +1392,7 @@
           <w:b w:val="0"/>
           <w:sz w:val="21"/>
         </w:rPr>
-        <w:t>見出しは57件から107件へ、表は54件から129件へ増えています。新たに設けた章節は63件、見出しの文字が変わった（主に節番号の繰り下げによる）ものが14件です。</w:t>
+        <w:t>見出しは57件から109件へ、表は54件から137件へ増えています。新たに設けた章節は65件、見出しの文字が変わった（主に節番号の繰り下げによる）ものが14件です。</w:t>
       </w:r>
     </w:p>
     <w:p>
@@ -1420,7 +1420,7 @@
           <w:b w:val="0"/>
           <w:sz w:val="21"/>
         </w:rPr>
-        <w:t>生成器に記録された54件です。黄のマーカーが国・県の指針との不整合の是正、緑のマーカーがKPI・目標設定・課題・見込量の修正です。</w:t>
+        <w:t>生成器に記録された58件です。黄のマーカーが国・県の指針との不整合の是正、緑のマーカーがKPI・目標設定・課題・見込量の修正です。</w:t>
       </w:r>
     </w:p>
     <w:tbl>
@@ -3751,7 +3751,7 @@
                 <w:rFonts w:ascii="BIZ UDPゴシック" w:hAnsi="BIZ UDPゴシック" w:eastAsia="BIZ UDPゴシック"/>
                 <w:b w:val="0"/>
                 <w:sz w:val="18"/>
-                <w:highlight w:val="green"/>
+                <w:highlight w:val="yellow"/>
               </w:rPr>
               <w:t>24</w:t>
             </w:r>
@@ -3770,9 +3770,9 @@
                 <w:rFonts w:ascii="BIZ UDPゴシック" w:hAnsi="BIZ UDPゴシック" w:eastAsia="BIZ UDPゴシック"/>
                 <w:b w:val="0"/>
                 <w:sz w:val="18"/>
-                <w:highlight w:val="green"/>
-              </w:rPr>
-              <w:t>C</w:t>
+                <w:highlight w:val="yellow"/>
+              </w:rPr>
+              <w:t>A</w:t>
             </w:r>
           </w:p>
         </w:tc>
@@ -3789,9 +3789,9 @@
                 <w:rFonts w:ascii="BIZ UDPゴシック" w:hAnsi="BIZ UDPゴシック" w:eastAsia="BIZ UDPゴシック"/>
                 <w:b w:val="0"/>
                 <w:sz w:val="18"/>
-                <w:highlight w:val="green"/>
-              </w:rPr>
-              <w:t>第4章(3)</w:t>
+                <w:highlight w:val="yellow"/>
+              </w:rPr>
+              <w:t>第1章4</w:t>
             </w:r>
           </w:p>
         </w:tc>
@@ -3808,9 +3808,9 @@
                 <w:rFonts w:ascii="BIZ UDPゴシック" w:hAnsi="BIZ UDPゴシック" w:eastAsia="BIZ UDPゴシック"/>
                 <w:b w:val="0"/>
                 <w:sz w:val="18"/>
-                <w:highlight w:val="green"/>
-              </w:rPr>
-              <w:t>就労移行支援1.14倍・Ａ型1.52倍・Ｂ型1.67倍の事業種別目標に係る検討事項を追記</w:t>
+                <w:highlight w:val="yellow"/>
+              </w:rPr>
+              <w:t>告示後の追加改正が令和8年10月に告示予定であり、最終案の確定前に点検する旨を注記</w:t>
             </w:r>
           </w:p>
         </w:tc>
@@ -3827,7 +3827,7 @@
                 <w:rFonts w:ascii="BIZ UDPゴシック" w:hAnsi="BIZ UDPゴシック" w:eastAsia="BIZ UDPゴシック"/>
                 <w:b w:val="0"/>
                 <w:sz w:val="18"/>
-                <w:highlight w:val="green"/>
+                <w:highlight w:val="yellow"/>
               </w:rPr>
               <w:t>―</w:t>
             </w:r>
@@ -3848,7 +3848,7 @@
                 <w:rFonts w:ascii="BIZ UDPゴシック" w:hAnsi="BIZ UDPゴシック" w:eastAsia="BIZ UDPゴシック"/>
                 <w:b w:val="0"/>
                 <w:sz w:val="18"/>
-                <w:highlight w:val="yellow"/>
+                <w:highlight w:val="green"/>
               </w:rPr>
               <w:t>25</w:t>
             </w:r>
@@ -3867,9 +3867,9 @@
                 <w:rFonts w:ascii="BIZ UDPゴシック" w:hAnsi="BIZ UDPゴシック" w:eastAsia="BIZ UDPゴシック"/>
                 <w:b w:val="0"/>
                 <w:sz w:val="18"/>
-                <w:highlight w:val="yellow"/>
-              </w:rPr>
-              <w:t>B</w:t>
+                <w:highlight w:val="green"/>
+              </w:rPr>
+              <w:t>C</w:t>
             </w:r>
           </w:p>
         </w:tc>
@@ -3886,9 +3886,9 @@
                 <w:rFonts w:ascii="BIZ UDPゴシック" w:hAnsi="BIZ UDPゴシック" w:eastAsia="BIZ UDPゴシック"/>
                 <w:b w:val="0"/>
                 <w:sz w:val="18"/>
-                <w:highlight w:val="yellow"/>
-              </w:rPr>
-              <w:t>第4章(2)</w:t>
+                <w:highlight w:val="green"/>
+              </w:rPr>
+              <w:t>第4章(3)</w:t>
             </w:r>
           </w:p>
         </w:tc>
@@ -3905,9 +3905,9 @@
                 <w:rFonts w:ascii="BIZ UDPゴシック" w:hAnsi="BIZ UDPゴシック" w:eastAsia="BIZ UDPゴシック"/>
                 <w:b w:val="0"/>
                 <w:sz w:val="18"/>
-                <w:highlight w:val="yellow"/>
-              </w:rPr>
-              <w:t>福島県の平均生活日数・再入院率の実績と目標設定の考え方、長期入院患者の基盤整備量を村の実数で設定する方針を追記</w:t>
+                <w:highlight w:val="green"/>
+              </w:rPr>
+              <w:t>就労移行支援1.14倍・Ａ型1.52倍・Ｂ型1.67倍の事業種別目標に係る検討事項を追記</w:t>
             </w:r>
           </w:p>
         </w:tc>
@@ -3924,7 +3924,7 @@
                 <w:rFonts w:ascii="BIZ UDPゴシック" w:hAnsi="BIZ UDPゴシック" w:eastAsia="BIZ UDPゴシック"/>
                 <w:b w:val="0"/>
                 <w:sz w:val="18"/>
-                <w:highlight w:val="yellow"/>
+                <w:highlight w:val="green"/>
               </w:rPr>
               <w:t>―</w:t>
             </w:r>
@@ -3966,7 +3966,7 @@
                 <w:sz w:val="18"/>
                 <w:highlight w:val="yellow"/>
               </w:rPr>
-              <w:t>A</w:t>
+              <w:t>B</w:t>
             </w:r>
           </w:p>
         </w:tc>
@@ -3985,7 +3985,7 @@
                 <w:sz w:val="18"/>
                 <w:highlight w:val="yellow"/>
               </w:rPr>
-              <w:t>第5章1</w:t>
+              <w:t>第4章(2)</w:t>
             </w:r>
           </w:p>
         </w:tc>
@@ -4004,7 +4004,7 @@
                 <w:sz w:val="18"/>
                 <w:highlight w:val="yellow"/>
               </w:rPr>
-              <w:t>見込量の算定方法の根拠（告示第三の二・別表第一・別表第五）を追加</w:t>
+              <w:t>福島県の平均生活日数・再入院率の実績と目標設定の考え方、長期入院患者の基盤整備量を村の実数で設定する方針を追記</w:t>
             </w:r>
           </w:p>
         </w:tc>
@@ -4101,7 +4101,7 @@
                 <w:sz w:val="18"/>
                 <w:highlight w:val="yellow"/>
               </w:rPr>
-              <w:t>告示 第三の二の２㈠が「設定するものとする」とした２要件（継続入所者の控除・保育所等の受入体制）を算定方法の根拠に明記</w:t>
+              <w:t>見込量の算定方法の根拠（告示第三の二・別表第一・別表第五）を追加</w:t>
             </w:r>
           </w:p>
         </w:tc>
@@ -4120,7 +4120,7 @@
                 <w:sz w:val="18"/>
                 <w:highlight w:val="yellow"/>
               </w:rPr>
-              <w:t>E-1・E-2</w:t>
+              <w:t>―</w:t>
             </w:r>
           </w:p>
         </w:tc>
@@ -4139,7 +4139,7 @@
                 <w:rFonts w:ascii="BIZ UDPゴシック" w:hAnsi="BIZ UDPゴシック" w:eastAsia="BIZ UDPゴシック"/>
                 <w:b w:val="0"/>
                 <w:sz w:val="18"/>
-                <w:highlight w:val="green"/>
+                <w:highlight w:val="yellow"/>
               </w:rPr>
               <w:t>28</w:t>
             </w:r>
@@ -4158,9 +4158,9 @@
                 <w:rFonts w:ascii="BIZ UDPゴシック" w:hAnsi="BIZ UDPゴシック" w:eastAsia="BIZ UDPゴシック"/>
                 <w:b w:val="0"/>
                 <w:sz w:val="18"/>
-                <w:highlight w:val="green"/>
-              </w:rPr>
-              <w:t>E</w:t>
+                <w:highlight w:val="yellow"/>
+              </w:rPr>
+              <w:t>A</w:t>
             </w:r>
           </w:p>
         </w:tc>
@@ -4177,9 +4177,9 @@
                 <w:rFonts w:ascii="BIZ UDPゴシック" w:hAnsi="BIZ UDPゴシック" w:eastAsia="BIZ UDPゴシック"/>
                 <w:b w:val="0"/>
                 <w:sz w:val="18"/>
-                <w:highlight w:val="green"/>
-              </w:rPr>
-              <w:t>第5章8</w:t>
+                <w:highlight w:val="yellow"/>
+              </w:rPr>
+              <w:t>第5章1</w:t>
             </w:r>
           </w:p>
         </w:tc>
@@ -4196,9 +4196,9 @@
                 <w:rFonts w:ascii="BIZ UDPゴシック" w:hAnsi="BIZ UDPゴシック" w:eastAsia="BIZ UDPゴシック"/>
                 <w:b w:val="0"/>
                 <w:sz w:val="18"/>
-                <w:highlight w:val="green"/>
-              </w:rPr>
-              <w:t>小規模町村・中山間地域向けの確保方策（介護保険事業所への指定働きかけ、共生型サービス、基準該当、多機能型・従たる事業所、短期入所、相談支援事業所）を追加</w:t>
+                <w:highlight w:val="yellow"/>
+              </w:rPr>
+              <w:t>告示 第三の二の２㈠が「設定するものとする」とした２要件（継続入所者の控除・保育所等の受入体制）を算定方法の根拠に明記</w:t>
             </w:r>
           </w:p>
         </w:tc>
@@ -4215,9 +4215,9 @@
                 <w:rFonts w:ascii="BIZ UDPゴシック" w:hAnsi="BIZ UDPゴシック" w:eastAsia="BIZ UDPゴシック"/>
                 <w:b w:val="0"/>
                 <w:sz w:val="18"/>
-                <w:highlight w:val="green"/>
-              </w:rPr>
-              <w:t>―</w:t>
+                <w:highlight w:val="yellow"/>
+              </w:rPr>
+              <w:t>E-1・E-2</w:t>
             </w:r>
           </w:p>
         </w:tc>
@@ -4255,7 +4255,7 @@
                 <w:b w:val="0"/>
                 <w:sz w:val="18"/>
               </w:rPr>
-              <w:t>G</w:t>
+              <w:t>F</w:t>
             </w:r>
           </w:p>
         </w:tc>
@@ -4273,7 +4273,7 @@
                 <w:b w:val="0"/>
                 <w:sz w:val="18"/>
               </w:rPr>
-              <w:t>第5章冒頭</w:t>
+              <w:t>第5章8</w:t>
             </w:r>
           </w:p>
         </w:tc>
@@ -4291,7 +4291,7 @@
                 <w:b w:val="0"/>
                 <w:sz w:val="18"/>
               </w:rPr>
-              <w:t>注記が指す列名を現在の表頭（令和９〜11年度）に是正（差し替え前の「R6～R8実績」「R9～R11見込量」を参照していた）</w:t>
+              <w:t>「■　確保可能量を決める要素」を新設（相談支援の体制・事業所の受入余力・送迎と移動・事業の継続性）</w:t>
             </w:r>
           </w:p>
         </w:tc>
@@ -4328,6 +4328,7 @@
                 <w:rFonts w:ascii="BIZ UDPゴシック" w:hAnsi="BIZ UDPゴシック" w:eastAsia="BIZ UDPゴシック"/>
                 <w:b w:val="0"/>
                 <w:sz w:val="18"/>
+                <w:highlight w:val="green"/>
               </w:rPr>
               <w:t>30</w:t>
             </w:r>
@@ -4346,8 +4347,9 @@
                 <w:rFonts w:ascii="BIZ UDPゴシック" w:hAnsi="BIZ UDPゴシック" w:eastAsia="BIZ UDPゴシック"/>
                 <w:b w:val="0"/>
                 <w:sz w:val="18"/>
-              </w:rPr>
-              <w:t>G</w:t>
+                <w:highlight w:val="green"/>
+              </w:rPr>
+              <w:t>E</w:t>
             </w:r>
           </w:p>
         </w:tc>
@@ -4364,8 +4366,9 @@
                 <w:rFonts w:ascii="BIZ UDPゴシック" w:hAnsi="BIZ UDPゴシック" w:eastAsia="BIZ UDPゴシック"/>
                 <w:b w:val="0"/>
                 <w:sz w:val="18"/>
-              </w:rPr>
-              <w:t>第5章7</w:t>
+                <w:highlight w:val="green"/>
+              </w:rPr>
+              <w:t>第5章8</w:t>
             </w:r>
           </w:p>
         </w:tc>
@@ -4382,8 +4385,9 @@
                 <w:rFonts w:ascii="BIZ UDPゴシック" w:hAnsi="BIZ UDPゴシック" w:eastAsia="BIZ UDPゴシック"/>
                 <w:b w:val="0"/>
                 <w:sz w:val="18"/>
-              </w:rPr>
-              <w:t>注記の年度表記を令和表記に統一（「R9～R11」を用いていた）</w:t>
+                <w:highlight w:val="green"/>
+              </w:rPr>
+              <w:t>小規模町村・中山間地域向けの確保方策（介護保険事業所への指定働きかけ、共生型サービス、基準該当、多機能型・従たる事業所、短期入所、相談支援事業所）を追加</w:t>
             </w:r>
           </w:p>
         </w:tc>
@@ -4400,6 +4404,7 @@
                 <w:rFonts w:ascii="BIZ UDPゴシック" w:hAnsi="BIZ UDPゴシック" w:eastAsia="BIZ UDPゴシック"/>
                 <w:b w:val="0"/>
                 <w:sz w:val="18"/>
+                <w:highlight w:val="green"/>
               </w:rPr>
               <w:t>―</w:t>
             </w:r>
@@ -4457,7 +4462,7 @@
                 <w:b w:val="0"/>
                 <w:sz w:val="18"/>
               </w:rPr>
-              <w:t>第5章9</w:t>
+              <w:t>第5章冒頭</w:t>
             </w:r>
           </w:p>
         </w:tc>
@@ -4475,7 +4480,7 @@
                 <w:b w:val="0"/>
                 <w:sz w:val="18"/>
               </w:rPr>
-              <w:t>地域生活支援事業の表頭の年度表記を令和表記に統一（原本は「R8見込量」等の略記）</w:t>
+              <w:t>注記が指す列名を現在の表頭（令和９〜11年度）に是正（差し替え前の「R6～R8実績」「R9～R11見込量」を参照していた）</w:t>
             </w:r>
           </w:p>
         </w:tc>
@@ -4512,7 +4517,6 @@
                 <w:rFonts w:ascii="BIZ UDPゴシック" w:hAnsi="BIZ UDPゴシック" w:eastAsia="BIZ UDPゴシック"/>
                 <w:b w:val="0"/>
                 <w:sz w:val="18"/>
-                <w:highlight w:val="yellow"/>
               </w:rPr>
               <w:t>32</w:t>
             </w:r>
@@ -4531,9 +4535,8 @@
                 <w:rFonts w:ascii="BIZ UDPゴシック" w:hAnsi="BIZ UDPゴシック" w:eastAsia="BIZ UDPゴシック"/>
                 <w:b w:val="0"/>
                 <w:sz w:val="18"/>
-                <w:highlight w:val="yellow"/>
-              </w:rPr>
-              <w:t>A</w:t>
+              </w:rPr>
+              <w:t>G</w:t>
             </w:r>
           </w:p>
         </w:tc>
@@ -4550,9 +4553,8 @@
                 <w:rFonts w:ascii="BIZ UDPゴシック" w:hAnsi="BIZ UDPゴシック" w:eastAsia="BIZ UDPゴシック"/>
                 <w:b w:val="0"/>
                 <w:sz w:val="18"/>
-                <w:highlight w:val="yellow"/>
-              </w:rPr>
-              <w:t>第5章9</w:t>
+              </w:rPr>
+              <w:t>第5章7</w:t>
             </w:r>
           </w:p>
         </w:tc>
@@ -4569,9 +4571,8 @@
                 <w:rFonts w:ascii="BIZ UDPゴシック" w:hAnsi="BIZ UDPゴシック" w:eastAsia="BIZ UDPゴシック"/>
                 <w:b w:val="0"/>
                 <w:sz w:val="18"/>
-                <w:highlight w:val="yellow"/>
-              </w:rPr>
-              <w:t>地域生活支援事業に「事業ごとの実施に関する考え方」（告示第三の二の3㈡）を追加し、移動支援0人・福祉ホームの実績と見込の逆転・見込量表に行がない2事業を確認事項として明記</w:t>
+              </w:rPr>
+              <w:t>注記の年度表記を令和表記に統一（「R9～R11」を用いていた）</w:t>
             </w:r>
           </w:p>
         </w:tc>
@@ -4588,7 +4589,6 @@
                 <w:rFonts w:ascii="BIZ UDPゴシック" w:hAnsi="BIZ UDPゴシック" w:eastAsia="BIZ UDPゴシック"/>
                 <w:b w:val="0"/>
                 <w:sz w:val="18"/>
-                <w:highlight w:val="yellow"/>
               </w:rPr>
               <w:t>―</w:t>
             </w:r>
@@ -4609,7 +4609,7 @@
                 <w:rFonts w:ascii="BIZ UDPゴシック" w:hAnsi="BIZ UDPゴシック" w:eastAsia="BIZ UDPゴシック"/>
                 <w:b w:val="0"/>
                 <w:sz w:val="18"/>
-                <w:highlight w:val="yellow"/>
+                <w:highlight w:val="green"/>
               </w:rPr>
               <w:t>33</w:t>
             </w:r>
@@ -4628,9 +4628,9 @@
                 <w:rFonts w:ascii="BIZ UDPゴシック" w:hAnsi="BIZ UDPゴシック" w:eastAsia="BIZ UDPゴシック"/>
                 <w:b w:val="0"/>
                 <w:sz w:val="18"/>
-                <w:highlight w:val="yellow"/>
-              </w:rPr>
-              <w:t>A</w:t>
+                <w:highlight w:val="green"/>
+              </w:rPr>
+              <w:t>E</w:t>
             </w:r>
           </w:p>
         </w:tc>
@@ -4647,9 +4647,9 @@
                 <w:rFonts w:ascii="BIZ UDPゴシック" w:hAnsi="BIZ UDPゴシック" w:eastAsia="BIZ UDPゴシック"/>
                 <w:b w:val="0"/>
                 <w:sz w:val="18"/>
-                <w:highlight w:val="yellow"/>
-              </w:rPr>
-              <w:t>第5章</w:t>
+                <w:highlight w:val="green"/>
+              </w:rPr>
+              <w:t>第5章7</w:t>
             </w:r>
           </w:p>
         </w:tc>
@@ -4666,9 +4666,9 @@
                 <w:rFonts w:ascii="BIZ UDPゴシック" w:hAnsi="BIZ UDPゴシック" w:eastAsia="BIZ UDPゴシック"/>
                 <w:b w:val="0"/>
                 <w:sz w:val="18"/>
-                <w:highlight w:val="yellow"/>
-              </w:rPr>
-              <w:t>「10　活動指標」を新設（仕様書4-Ⅱ(3)⑤。骨子案に欠落していた項目。既存の10〜11を11〜12へ繰り下げ）</w:t>
+                <w:highlight w:val="green"/>
+              </w:rPr>
+              <w:t>障がい児通所支援の支給決定は5領域20項目によること、障がい児支援区分1〜3は短期入所に係る別制度であることを注記。見込量で勘案する事項（放課後児童クラブ・学校の受入状況ほか）を追加</w:t>
             </w:r>
           </w:p>
         </w:tc>
@@ -4685,7 +4685,7 @@
                 <w:rFonts w:ascii="BIZ UDPゴシック" w:hAnsi="BIZ UDPゴシック" w:eastAsia="BIZ UDPゴシック"/>
                 <w:b w:val="0"/>
                 <w:sz w:val="18"/>
-                <w:highlight w:val="yellow"/>
+                <w:highlight w:val="green"/>
               </w:rPr>
               <w:t>―</w:t>
             </w:r>
@@ -4706,7 +4706,6 @@
                 <w:rFonts w:ascii="BIZ UDPゴシック" w:hAnsi="BIZ UDPゴシック" w:eastAsia="BIZ UDPゴシック"/>
                 <w:b w:val="0"/>
                 <w:sz w:val="18"/>
-                <w:highlight w:val="green"/>
               </w:rPr>
               <w:t>34</w:t>
             </w:r>
@@ -4725,9 +4724,8 @@
                 <w:rFonts w:ascii="BIZ UDPゴシック" w:hAnsi="BIZ UDPゴシック" w:eastAsia="BIZ UDPゴシック"/>
                 <w:b w:val="0"/>
                 <w:sz w:val="18"/>
-                <w:highlight w:val="green"/>
-              </w:rPr>
-              <w:t>E</w:t>
+              </w:rPr>
+              <w:t>G</w:t>
             </w:r>
           </w:p>
         </w:tc>
@@ -4744,9 +4742,8 @@
                 <w:rFonts w:ascii="BIZ UDPゴシック" w:hAnsi="BIZ UDPゴシック" w:eastAsia="BIZ UDPゴシック"/>
                 <w:b w:val="0"/>
                 <w:sz w:val="18"/>
-                <w:highlight w:val="green"/>
-              </w:rPr>
-              <w:t>第5章1</w:t>
+              </w:rPr>
+              <w:t>第5章9</w:t>
             </w:r>
           </w:p>
         </w:tc>
@@ -4763,9 +4760,8 @@
                 <w:rFonts w:ascii="BIZ UDPゴシック" w:hAnsi="BIZ UDPゴシック" w:eastAsia="BIZ UDPゴシック"/>
                 <w:b w:val="0"/>
                 <w:sz w:val="18"/>
-                <w:highlight w:val="green"/>
-              </w:rPr>
-              <w:t>障害支援区分別人数（15人）による見込量の検証を追加</w:t>
+              </w:rPr>
+              <w:t>地域生活支援事業の表頭の年度表記を令和表記に統一（原本は「R8見込量」等の略記）</w:t>
             </w:r>
           </w:p>
         </w:tc>
@@ -4782,7 +4778,6 @@
                 <w:rFonts w:ascii="BIZ UDPゴシック" w:hAnsi="BIZ UDPゴシック" w:eastAsia="BIZ UDPゴシック"/>
                 <w:b w:val="0"/>
                 <w:sz w:val="18"/>
-                <w:highlight w:val="green"/>
               </w:rPr>
               <w:t>―</w:t>
             </w:r>
@@ -4824,7 +4819,7 @@
                 <w:sz w:val="18"/>
                 <w:highlight w:val="yellow"/>
               </w:rPr>
-              <w:t>B</w:t>
+              <w:t>A</w:t>
             </w:r>
           </w:p>
         </w:tc>
@@ -4843,7 +4838,7 @@
                 <w:sz w:val="18"/>
                 <w:highlight w:val="yellow"/>
               </w:rPr>
-              <w:t>第4章（３）</w:t>
+              <w:t>第5章9</w:t>
             </w:r>
           </w:p>
         </w:tc>
@@ -4862,7 +4857,7 @@
                 <w:sz w:val="18"/>
                 <w:highlight w:val="yellow"/>
               </w:rPr>
-              <w:t>会津管内に就労選択支援事業所がないことと圏域確保の方針を追加</w:t>
+              <w:t>地域生活支援事業に「事業ごとの実施に関する考え方」（告示第三の二の3㈡）を追加し、移動支援0人・福祉ホームの実績と見込の逆転・見込量表に行がない2事業を確認事項として明記</w:t>
             </w:r>
           </w:p>
         </w:tc>
@@ -4900,6 +4895,7 @@
                 <w:rFonts w:ascii="BIZ UDPゴシック" w:hAnsi="BIZ UDPゴシック" w:eastAsia="BIZ UDPゴシック"/>
                 <w:b w:val="0"/>
                 <w:sz w:val="18"/>
+                <w:highlight w:val="yellow"/>
               </w:rPr>
               <w:t>36</w:t>
             </w:r>
@@ -4918,8 +4914,9 @@
                 <w:rFonts w:ascii="BIZ UDPゴシック" w:hAnsi="BIZ UDPゴシック" w:eastAsia="BIZ UDPゴシック"/>
                 <w:b w:val="0"/>
                 <w:sz w:val="18"/>
-              </w:rPr>
-              <w:t>F</w:t>
+                <w:highlight w:val="yellow"/>
+              </w:rPr>
+              <w:t>A</w:t>
             </w:r>
           </w:p>
         </w:tc>
@@ -4936,8 +4933,9 @@
                 <w:rFonts w:ascii="BIZ UDPゴシック" w:hAnsi="BIZ UDPゴシック" w:eastAsia="BIZ UDPゴシック"/>
                 <w:b w:val="0"/>
                 <w:sz w:val="18"/>
-              </w:rPr>
-              <w:t>第4章（４）</w:t>
+                <w:highlight w:val="yellow"/>
+              </w:rPr>
+              <w:t>第5章</w:t>
             </w:r>
           </w:p>
         </w:tc>
@@ -4954,8 +4952,9 @@
                 <w:rFonts w:ascii="BIZ UDPゴシック" w:hAnsi="BIZ UDPゴシック" w:eastAsia="BIZ UDPゴシック"/>
                 <w:b w:val="0"/>
                 <w:sz w:val="18"/>
-              </w:rPr>
-              <w:t>医療的ケア児1人（経管栄養が毎日必要）の状態像と、障がい児入所0人・通所支援申請中0人を追加</w:t>
+                <w:highlight w:val="yellow"/>
+              </w:rPr>
+              <w:t>「10　活動指標」を新設（仕様書4-Ⅱ(3)⑤。骨子案に欠落していた項目。既存の10〜11を11〜12へ繰り下げ）</w:t>
             </w:r>
           </w:p>
         </w:tc>
@@ -4972,6 +4971,7 @@
                 <w:rFonts w:ascii="BIZ UDPゴシック" w:hAnsi="BIZ UDPゴシック" w:eastAsia="BIZ UDPゴシック"/>
                 <w:b w:val="0"/>
                 <w:sz w:val="18"/>
+                <w:highlight w:val="yellow"/>
               </w:rPr>
               <w:t>―</w:t>
             </w:r>
@@ -5013,7 +5013,7 @@
                 <w:sz w:val="18"/>
                 <w:highlight w:val="green"/>
               </w:rPr>
-              <w:t>C</w:t>
+              <w:t>E</w:t>
             </w:r>
           </w:p>
         </w:tc>
@@ -5032,7 +5032,7 @@
                 <w:sz w:val="18"/>
                 <w:highlight w:val="green"/>
               </w:rPr>
-              <w:t>第4章（６）</w:t>
+              <w:t>第5章1</w:t>
             </w:r>
           </w:p>
         </w:tc>
@@ -5051,7 +5051,7 @@
                 <w:sz w:val="18"/>
                 <w:highlight w:val="green"/>
               </w:rPr>
-              <w:t>セルフプラン率0％と基幹相談支援センター未設置を追加</w:t>
+              <w:t>障害支援区分別人数（15人）による見込量の検証を追加</w:t>
             </w:r>
           </w:p>
         </w:tc>
@@ -5089,6 +5089,7 @@
                 <w:rFonts w:ascii="BIZ UDPゴシック" w:hAnsi="BIZ UDPゴシック" w:eastAsia="BIZ UDPゴシック"/>
                 <w:b w:val="0"/>
                 <w:sz w:val="18"/>
+                <w:highlight w:val="yellow"/>
               </w:rPr>
               <w:t>38</w:t>
             </w:r>
@@ -5107,8 +5108,9 @@
                 <w:rFonts w:ascii="BIZ UDPゴシック" w:hAnsi="BIZ UDPゴシック" w:eastAsia="BIZ UDPゴシック"/>
                 <w:b w:val="0"/>
                 <w:sz w:val="18"/>
-              </w:rPr>
-              <w:t>G</w:t>
+                <w:highlight w:val="yellow"/>
+              </w:rPr>
+              <w:t>B</w:t>
             </w:r>
           </w:p>
         </w:tc>
@@ -5125,8 +5127,9 @@
                 <w:rFonts w:ascii="BIZ UDPゴシック" w:hAnsi="BIZ UDPゴシック" w:eastAsia="BIZ UDPゴシック"/>
                 <w:b w:val="0"/>
                 <w:sz w:val="18"/>
-              </w:rPr>
-              <w:t>奥付</w:t>
+                <w:highlight w:val="yellow"/>
+              </w:rPr>
+              <w:t>第4章（３）</w:t>
             </w:r>
           </w:p>
         </w:tc>
@@ -5143,8 +5146,9 @@
                 <w:rFonts w:ascii="BIZ UDPゴシック" w:hAnsi="BIZ UDPゴシック" w:eastAsia="BIZ UDPゴシック"/>
                 <w:b w:val="0"/>
                 <w:sz w:val="18"/>
-              </w:rPr>
-              <w:t>編集所管課を「保健福祉課福祉係」に確定（村の修正指示による）</w:t>
+                <w:highlight w:val="yellow"/>
+              </w:rPr>
+              <w:t>会津管内に就労選択支援事業所がないことと圏域確保の方針を追加</w:t>
             </w:r>
           </w:p>
         </w:tc>
@@ -5161,6 +5165,7 @@
                 <w:rFonts w:ascii="BIZ UDPゴシック" w:hAnsi="BIZ UDPゴシック" w:eastAsia="BIZ UDPゴシック"/>
                 <w:b w:val="0"/>
                 <w:sz w:val="18"/>
+                <w:highlight w:val="yellow"/>
               </w:rPr>
               <w:t>―</w:t>
             </w:r>
@@ -5181,7 +5186,6 @@
                 <w:rFonts w:ascii="BIZ UDPゴシック" w:hAnsi="BIZ UDPゴシック" w:eastAsia="BIZ UDPゴシック"/>
                 <w:b w:val="0"/>
                 <w:sz w:val="18"/>
-                <w:highlight w:val="green"/>
               </w:rPr>
               <w:t>39</w:t>
             </w:r>
@@ -5200,9 +5204,8 @@
                 <w:rFonts w:ascii="BIZ UDPゴシック" w:hAnsi="BIZ UDPゴシック" w:eastAsia="BIZ UDPゴシック"/>
                 <w:b w:val="0"/>
                 <w:sz w:val="18"/>
-                <w:highlight w:val="green"/>
-              </w:rPr>
-              <w:t>D</w:t>
+              </w:rPr>
+              <w:t>F</w:t>
             </w:r>
           </w:p>
         </w:tc>
@@ -5219,9 +5222,8 @@
                 <w:rFonts w:ascii="BIZ UDPゴシック" w:hAnsi="BIZ UDPゴシック" w:eastAsia="BIZ UDPゴシック"/>
                 <w:b w:val="0"/>
                 <w:sz w:val="18"/>
-                <w:highlight w:val="green"/>
-              </w:rPr>
-              <w:t>第1章6</w:t>
+              </w:rPr>
+              <w:t>第4章（４）</w:t>
             </w:r>
           </w:p>
         </w:tc>
@@ -5238,9 +5240,8 @@
                 <w:rFonts w:ascii="BIZ UDPゴシック" w:hAnsi="BIZ UDPゴシック" w:eastAsia="BIZ UDPゴシック"/>
                 <w:b w:val="0"/>
                 <w:sz w:val="18"/>
-                <w:highlight w:val="green"/>
-              </w:rPr>
-              <w:t>PDCAの評価体制・スケジュール・管理シート・結果の公表を追加（実態調査及びPDCAサイクルに関するマニュアル 令和8年8月）</w:t>
+              </w:rPr>
+              <w:t>医療的ケア児1人（経管栄養が毎日必要）の状態像と、障がい児入所0人・通所支援申請中0人を追加</w:t>
             </w:r>
           </w:p>
         </w:tc>
@@ -5257,7 +5258,6 @@
                 <w:rFonts w:ascii="BIZ UDPゴシック" w:hAnsi="BIZ UDPゴシック" w:eastAsia="BIZ UDPゴシック"/>
                 <w:b w:val="0"/>
                 <w:sz w:val="18"/>
-                <w:highlight w:val="green"/>
               </w:rPr>
               <w:t>―</w:t>
             </w:r>
@@ -5299,7 +5299,7 @@
                 <w:sz w:val="18"/>
                 <w:highlight w:val="green"/>
               </w:rPr>
-              <w:t>E</w:t>
+              <w:t>C</w:t>
             </w:r>
           </w:p>
         </w:tc>
@@ -5318,7 +5318,7 @@
                 <w:sz w:val="18"/>
                 <w:highlight w:val="green"/>
               </w:rPr>
-              <w:t>第5章1</w:t>
+              <w:t>第4章（６）</w:t>
             </w:r>
           </w:p>
         </w:tc>
@@ -5337,7 +5337,7 @@
                 <w:sz w:val="18"/>
                 <w:highlight w:val="green"/>
               </w:rPr>
-              <w:t>国が示す推計方法（変化率の平均・人口当たり利用率）との比較を追加。本計画の見込量は基準年度（令和7年度）の水準の維持＋成果目標による補正によるものであること、個別積上げは村資料受領後の第2次算定の方法であることを正本として明記</w:t>
+              <w:t>セルフプラン率0％と基幹相談支援センター未設置を追加</w:t>
             </w:r>
           </w:p>
         </w:tc>
@@ -5394,7 +5394,7 @@
                 <w:b w:val="0"/>
                 <w:sz w:val="18"/>
               </w:rPr>
-              <w:t>F</w:t>
+              <w:t>G</w:t>
             </w:r>
           </w:p>
         </w:tc>
@@ -5412,7 +5412,7 @@
                 <w:b w:val="0"/>
                 <w:sz w:val="18"/>
               </w:rPr>
-              <w:t>第1章7</w:t>
+              <w:t>奥付</w:t>
             </w:r>
           </w:p>
         </w:tc>
@@ -5430,7 +5430,7 @@
                 <w:b w:val="0"/>
                 <w:sz w:val="18"/>
               </w:rPr>
-              <w:t>障がい福祉サービスの体系を新設（30区分。現行計画 第1章9 に対応）</w:t>
+              <w:t>編集所管課を「保健福祉課福祉係」に確定（村の修正指示による）</w:t>
             </w:r>
           </w:p>
         </w:tc>
@@ -5467,6 +5467,7 @@
                 <w:rFonts w:ascii="BIZ UDPゴシック" w:hAnsi="BIZ UDPゴシック" w:eastAsia="BIZ UDPゴシック"/>
                 <w:b w:val="0"/>
                 <w:sz w:val="18"/>
+                <w:highlight w:val="green"/>
               </w:rPr>
               <w:t>42</w:t>
             </w:r>
@@ -5485,8 +5486,9 @@
                 <w:rFonts w:ascii="BIZ UDPゴシック" w:hAnsi="BIZ UDPゴシック" w:eastAsia="BIZ UDPゴシック"/>
                 <w:b w:val="0"/>
                 <w:sz w:val="18"/>
-              </w:rPr>
-              <w:t>G</w:t>
+                <w:highlight w:val="green"/>
+              </w:rPr>
+              <w:t>D</w:t>
             </w:r>
           </w:p>
         </w:tc>
@@ -5503,8 +5505,9 @@
                 <w:rFonts w:ascii="BIZ UDPゴシック" w:hAnsi="BIZ UDPゴシック" w:eastAsia="BIZ UDPゴシック"/>
                 <w:b w:val="0"/>
                 <w:sz w:val="18"/>
-              </w:rPr>
-              <w:t>目次の後</w:t>
+                <w:highlight w:val="green"/>
+              </w:rPr>
+              <w:t>第1章6</w:t>
             </w:r>
           </w:p>
         </w:tc>
@@ -5521,8 +5524,9 @@
                 <w:rFonts w:ascii="BIZ UDPゴシック" w:hAnsi="BIZ UDPゴシック" w:eastAsia="BIZ UDPゴシック"/>
                 <w:b w:val="0"/>
                 <w:sz w:val="18"/>
-              </w:rPr>
-              <w:t>「障害」と「障がい」の表記についての注記を追加（現行計画の目次頁下の注記に対応）</w:t>
+                <w:highlight w:val="green"/>
+              </w:rPr>
+              <w:t>PDCAの評価体制・スケジュール・管理シート・結果の公表を追加（実態調査及びPDCAサイクルに関するマニュアル 令和8年8月）</w:t>
             </w:r>
           </w:p>
         </w:tc>
@@ -5539,6 +5543,7 @@
                 <w:rFonts w:ascii="BIZ UDPゴシック" w:hAnsi="BIZ UDPゴシック" w:eastAsia="BIZ UDPゴシック"/>
                 <w:b w:val="0"/>
                 <w:sz w:val="18"/>
+                <w:highlight w:val="green"/>
               </w:rPr>
               <w:t>―</w:t>
             </w:r>
@@ -5559,6 +5564,7 @@
                 <w:rFonts w:ascii="BIZ UDPゴシック" w:hAnsi="BIZ UDPゴシック" w:eastAsia="BIZ UDPゴシック"/>
                 <w:b w:val="0"/>
                 <w:sz w:val="18"/>
+                <w:highlight w:val="green"/>
               </w:rPr>
               <w:t>43</w:t>
             </w:r>
@@ -5577,8 +5583,9 @@
                 <w:rFonts w:ascii="BIZ UDPゴシック" w:hAnsi="BIZ UDPゴシック" w:eastAsia="BIZ UDPゴシック"/>
                 <w:b w:val="0"/>
                 <w:sz w:val="18"/>
-              </w:rPr>
-              <w:t>F</w:t>
+                <w:highlight w:val="green"/>
+              </w:rPr>
+              <w:t>E</w:t>
             </w:r>
           </w:p>
         </w:tc>
@@ -5595,8 +5602,9 @@
                 <w:rFonts w:ascii="BIZ UDPゴシック" w:hAnsi="BIZ UDPゴシック" w:eastAsia="BIZ UDPゴシック"/>
                 <w:b w:val="0"/>
                 <w:sz w:val="18"/>
-              </w:rPr>
-              <w:t>第8章4</w:t>
+                <w:highlight w:val="green"/>
+              </w:rPr>
+              <w:t>第5章1</w:t>
             </w:r>
           </w:p>
         </w:tc>
@@ -5613,8 +5621,9 @@
                 <w:rFonts w:ascii="BIZ UDPゴシック" w:hAnsi="BIZ UDPゴシック" w:eastAsia="BIZ UDPゴシック"/>
                 <w:b w:val="0"/>
                 <w:sz w:val="18"/>
-              </w:rPr>
-              <w:t>用語解説を新設（35語）</w:t>
+                <w:highlight w:val="green"/>
+              </w:rPr>
+              <w:t>国が示す推計方法（変化率の平均・人口当たり利用率）との比較を追加。本計画の見込量は基準年度（令和7年度）の水準の維持＋成果目標による補正によるものであること、個別積上げは村資料受領後の第2次算定の方法であることを正本として明記</w:t>
             </w:r>
           </w:p>
         </w:tc>
@@ -5631,6 +5640,7 @@
                 <w:rFonts w:ascii="BIZ UDPゴシック" w:hAnsi="BIZ UDPゴシック" w:eastAsia="BIZ UDPゴシック"/>
                 <w:b w:val="0"/>
                 <w:sz w:val="18"/>
+                <w:highlight w:val="green"/>
               </w:rPr>
               <w:t>―</w:t>
             </w:r>
@@ -5651,7 +5661,6 @@
                 <w:rFonts w:ascii="BIZ UDPゴシック" w:hAnsi="BIZ UDPゴシック" w:eastAsia="BIZ UDPゴシック"/>
                 <w:b w:val="0"/>
                 <w:sz w:val="18"/>
-                <w:highlight w:val="yellow"/>
               </w:rPr>
               <w:t>44</w:t>
             </w:r>
@@ -5670,9 +5679,8 @@
                 <w:rFonts w:ascii="BIZ UDPゴシック" w:hAnsi="BIZ UDPゴシック" w:eastAsia="BIZ UDPゴシック"/>
                 <w:b w:val="0"/>
                 <w:sz w:val="18"/>
-                <w:highlight w:val="yellow"/>
-              </w:rPr>
-              <w:t>A</w:t>
+              </w:rPr>
+              <w:t>F</w:t>
             </w:r>
           </w:p>
         </w:tc>
@@ -5689,9 +5697,8 @@
                 <w:rFonts w:ascii="BIZ UDPゴシック" w:hAnsi="BIZ UDPゴシック" w:eastAsia="BIZ UDPゴシック"/>
                 <w:b w:val="0"/>
                 <w:sz w:val="18"/>
-                <w:highlight w:val="yellow"/>
-              </w:rPr>
-              <w:t>第5章13</w:t>
+              </w:rPr>
+              <w:t>第1章7</w:t>
             </w:r>
           </w:p>
         </w:tc>
@@ -5708,9 +5715,8 @@
                 <w:rFonts w:ascii="BIZ UDPゴシック" w:hAnsi="BIZ UDPゴシック" w:eastAsia="BIZ UDPゴシック"/>
                 <w:b w:val="0"/>
                 <w:sz w:val="18"/>
-                <w:highlight w:val="yellow"/>
-              </w:rPr>
-              <w:t>障がい福祉人材の確保・定着、生産性向上及び経営基盤の確立を新設（基本指針 別表第二 六の項。令和8年7月10日の改正で新設された記載事項。意思決定支援を含む）</w:t>
+              </w:rPr>
+              <w:t>障がい福祉サービスの体系を新設（30区分。現行計画 第1章9 に対応）</w:t>
             </w:r>
           </w:p>
         </w:tc>
@@ -5727,7 +5733,6 @@
                 <w:rFonts w:ascii="BIZ UDPゴシック" w:hAnsi="BIZ UDPゴシック" w:eastAsia="BIZ UDPゴシック"/>
                 <w:b w:val="0"/>
                 <w:sz w:val="18"/>
-                <w:highlight w:val="yellow"/>
               </w:rPr>
               <w:t>―</w:t>
             </w:r>
@@ -5748,7 +5753,6 @@
                 <w:rFonts w:ascii="BIZ UDPゴシック" w:hAnsi="BIZ UDPゴシック" w:eastAsia="BIZ UDPゴシック"/>
                 <w:b w:val="0"/>
                 <w:sz w:val="18"/>
-                <w:highlight w:val="yellow"/>
               </w:rPr>
               <w:t>45</w:t>
             </w:r>
@@ -5767,9 +5771,8 @@
                 <w:rFonts w:ascii="BIZ UDPゴシック" w:hAnsi="BIZ UDPゴシック" w:eastAsia="BIZ UDPゴシック"/>
                 <w:b w:val="0"/>
                 <w:sz w:val="18"/>
-                <w:highlight w:val="yellow"/>
-              </w:rPr>
-              <w:t>A</w:t>
+              </w:rPr>
+              <w:t>G</w:t>
             </w:r>
           </w:p>
         </w:tc>
@@ -5786,9 +5789,8 @@
                 <w:rFonts w:ascii="BIZ UDPゴシック" w:hAnsi="BIZ UDPゴシック" w:eastAsia="BIZ UDPゴシック"/>
                 <w:b w:val="0"/>
                 <w:sz w:val="18"/>
-                <w:highlight w:val="yellow"/>
-              </w:rPr>
-              <w:t>第5章14</w:t>
+              </w:rPr>
+              <w:t>目次の後</w:t>
             </w:r>
           </w:p>
         </w:tc>
@@ -5805,9 +5807,8 @@
                 <w:rFonts w:ascii="BIZ UDPゴシック" w:hAnsi="BIZ UDPゴシック" w:eastAsia="BIZ UDPゴシック"/>
                 <w:b w:val="0"/>
                 <w:sz w:val="18"/>
-                <w:highlight w:val="yellow"/>
-              </w:rPr>
-              <w:t>関係機関との連携を新設（基本指針 別表第二 五㈠㈡。就労関係機関が骨子案・素案とも0か所だったため新設）</w:t>
+              </w:rPr>
+              <w:t>「障害」と「障がい」の表記についての注記を追加（現行計画の目次頁下の注記に対応）</w:t>
             </w:r>
           </w:p>
         </w:tc>
@@ -5824,7 +5825,6 @@
                 <w:rFonts w:ascii="BIZ UDPゴシック" w:hAnsi="BIZ UDPゴシック" w:eastAsia="BIZ UDPゴシック"/>
                 <w:b w:val="0"/>
                 <w:sz w:val="18"/>
-                <w:highlight w:val="yellow"/>
               </w:rPr>
               <w:t>―</w:t>
             </w:r>
@@ -5845,7 +5845,6 @@
                 <w:rFonts w:ascii="BIZ UDPゴシック" w:hAnsi="BIZ UDPゴシック" w:eastAsia="BIZ UDPゴシック"/>
                 <w:b w:val="0"/>
                 <w:sz w:val="18"/>
-                <w:highlight w:val="yellow"/>
               </w:rPr>
               <w:t>46</w:t>
             </w:r>
@@ -5864,9 +5863,8 @@
                 <w:rFonts w:ascii="BIZ UDPゴシック" w:hAnsi="BIZ UDPゴシック" w:eastAsia="BIZ UDPゴシック"/>
                 <w:b w:val="0"/>
                 <w:sz w:val="18"/>
-                <w:highlight w:val="yellow"/>
-              </w:rPr>
-              <w:t>A</w:t>
+              </w:rPr>
+              <w:t>F</w:t>
             </w:r>
           </w:p>
         </w:tc>
@@ -5883,9 +5881,8 @@
                 <w:rFonts w:ascii="BIZ UDPゴシック" w:hAnsi="BIZ UDPゴシック" w:eastAsia="BIZ UDPゴシック"/>
                 <w:b w:val="0"/>
                 <w:sz w:val="18"/>
-                <w:highlight w:val="yellow"/>
-              </w:rPr>
-              <w:t>第4章（２）</w:t>
+              </w:rPr>
+              <w:t>第8章4</w:t>
             </w:r>
           </w:p>
         </w:tc>
@@ -5902,9 +5899,8 @@
                 <w:rFonts w:ascii="BIZ UDPゴシック" w:hAnsi="BIZ UDPゴシック" w:eastAsia="BIZ UDPゴシック"/>
                 <w:b w:val="0"/>
                 <w:sz w:val="18"/>
-                <w:highlight w:val="yellow"/>
-              </w:rPr>
-              <w:t>長期入院患者の地域生活への移行に伴う基盤整備量を追加（基本指針 別表第二 三㈠⑤の定めなければならない事項。県の算定値待ち）</w:t>
+              </w:rPr>
+              <w:t>用語解説を新設（35語）</w:t>
             </w:r>
           </w:p>
         </w:tc>
@@ -5921,7 +5917,6 @@
                 <w:rFonts w:ascii="BIZ UDPゴシック" w:hAnsi="BIZ UDPゴシック" w:eastAsia="BIZ UDPゴシック"/>
                 <w:b w:val="0"/>
                 <w:sz w:val="18"/>
-                <w:highlight w:val="yellow"/>
               </w:rPr>
               <w:t>―</w:t>
             </w:r>
@@ -5982,7 +5977,7 @@
                 <w:sz w:val="18"/>
                 <w:highlight w:val="yellow"/>
               </w:rPr>
-              <w:t>第4章（４）・第5章2</w:t>
+              <w:t>第5章13</w:t>
             </w:r>
           </w:p>
         </w:tc>
@@ -6001,7 +5996,7 @@
                 <w:sz w:val="18"/>
                 <w:highlight w:val="yellow"/>
               </w:rPr>
-              <w:t>医療的ケア児等（医療的ケア者を含む）への対応を追加（令和8年8月19日の基本指針改正。協議の場の設置を成果目標に追加し、18歳到達時の扱いを新設）</w:t>
+              <w:t>障がい福祉人材の確保・定着、生産性向上及び経営基盤の確立を新設（基本指針 別表第二 六の項。令和8年7月10日の改正で新設された記載事項。意思決定支援を含む）</w:t>
             </w:r>
           </w:p>
         </w:tc>
@@ -6039,7 +6034,7 @@
                 <w:rFonts w:ascii="BIZ UDPゴシック" w:hAnsi="BIZ UDPゴシック" w:eastAsia="BIZ UDPゴシック"/>
                 <w:b w:val="0"/>
                 <w:sz w:val="18"/>
-                <w:highlight w:val="green"/>
+                <w:highlight w:val="yellow"/>
               </w:rPr>
               <w:t>48</w:t>
             </w:r>
@@ -6058,9 +6053,9 @@
                 <w:rFonts w:ascii="BIZ UDPゴシック" w:hAnsi="BIZ UDPゴシック" w:eastAsia="BIZ UDPゴシック"/>
                 <w:b w:val="0"/>
                 <w:sz w:val="18"/>
-                <w:highlight w:val="green"/>
-              </w:rPr>
-              <w:t>E</w:t>
+                <w:highlight w:val="yellow"/>
+              </w:rPr>
+              <w:t>A</w:t>
             </w:r>
           </w:p>
         </w:tc>
@@ -6077,9 +6072,9 @@
                 <w:rFonts w:ascii="BIZ UDPゴシック" w:hAnsi="BIZ UDPゴシック" w:eastAsia="BIZ UDPゴシック"/>
                 <w:b w:val="0"/>
                 <w:sz w:val="18"/>
-                <w:highlight w:val="green"/>
-              </w:rPr>
-              <w:t>第5章3〜7</w:t>
+                <w:highlight w:val="yellow"/>
+              </w:rPr>
+              <w:t>第5章14</w:t>
             </w:r>
           </w:p>
         </w:tc>
@@ -6096,9 +6091,9 @@
                 <w:rFonts w:ascii="BIZ UDPゴシック" w:hAnsi="BIZ UDPゴシック" w:eastAsia="BIZ UDPゴシック"/>
                 <w:b w:val="0"/>
                 <w:sz w:val="18"/>
-                <w:highlight w:val="green"/>
-              </w:rPr>
-              <w:t>見込量表を第1次概算に差し替え（27サービス）。基準年度（令和7年度）の請求件数の列を追加し、見込量を定めない2行（医療型児童発達支援・児童入所支援）を削除</w:t>
+                <w:highlight w:val="yellow"/>
+              </w:rPr>
+              <w:t>関係機関との連携を新設（基本指針 別表第二 五㈠㈡。就労関係機関が骨子案・素案とも0か所だったため新設）</w:t>
             </w:r>
           </w:p>
         </w:tc>
@@ -6115,7 +6110,7 @@
                 <w:rFonts w:ascii="BIZ UDPゴシック" w:hAnsi="BIZ UDPゴシック" w:eastAsia="BIZ UDPゴシック"/>
                 <w:b w:val="0"/>
                 <w:sz w:val="18"/>
-                <w:highlight w:val="green"/>
+                <w:highlight w:val="yellow"/>
               </w:rPr>
               <w:t>―</w:t>
             </w:r>
@@ -6176,7 +6171,7 @@
                 <w:sz w:val="18"/>
                 <w:highlight w:val="yellow"/>
               </w:rPr>
-              <w:t>第5章3〜7</w:t>
+              <w:t>第4章（２）</w:t>
             </w:r>
           </w:p>
         </w:tc>
@@ -6195,7 +6190,7 @@
                 <w:sz w:val="18"/>
                 <w:highlight w:val="yellow"/>
               </w:rPr>
-              <w:t>量を定めないサービスの前計画欄から量の記載を削除（就労定着支援）。基本指針 別表第一は利用者数の見込みのみを求めている</w:t>
+              <w:t>長期入院患者の地域生活への移行に伴う基盤整備量を追加（基本指針 別表第二 三㈠⑤の定めなければならない事項。県の算定値待ち）</w:t>
             </w:r>
           </w:p>
         </w:tc>
@@ -6233,7 +6228,7 @@
                 <w:rFonts w:ascii="BIZ UDPゴシック" w:hAnsi="BIZ UDPゴシック" w:eastAsia="BIZ UDPゴシック"/>
                 <w:b w:val="0"/>
                 <w:sz w:val="18"/>
-                <w:highlight w:val="green"/>
+                <w:highlight w:val="yellow"/>
               </w:rPr>
               <w:t>50</w:t>
             </w:r>
@@ -6252,9 +6247,9 @@
                 <w:rFonts w:ascii="BIZ UDPゴシック" w:hAnsi="BIZ UDPゴシック" w:eastAsia="BIZ UDPゴシック"/>
                 <w:b w:val="0"/>
                 <w:sz w:val="18"/>
-                <w:highlight w:val="green"/>
-              </w:rPr>
-              <w:t>E</w:t>
+                <w:highlight w:val="yellow"/>
+              </w:rPr>
+              <w:t>A</w:t>
             </w:r>
           </w:p>
         </w:tc>
@@ -6271,9 +6266,9 @@
                 <w:rFonts w:ascii="BIZ UDPゴシック" w:hAnsi="BIZ UDPゴシック" w:eastAsia="BIZ UDPゴシック"/>
                 <w:b w:val="0"/>
                 <w:sz w:val="18"/>
-                <w:highlight w:val="green"/>
-              </w:rPr>
-              <w:t>第5章3</w:t>
+                <w:highlight w:val="yellow"/>
+              </w:rPr>
+              <w:t>第4章（４）・第5章2</w:t>
             </w:r>
           </w:p>
         </w:tc>
@@ -6290,9 +6285,9 @@
                 <w:rFonts w:ascii="BIZ UDPゴシック" w:hAnsi="BIZ UDPゴシック" w:eastAsia="BIZ UDPゴシック"/>
                 <w:b w:val="0"/>
                 <w:sz w:val="18"/>
-                <w:highlight w:val="green"/>
-              </w:rPr>
-              <w:t>請求件数と月平均利用者数が別の系列であることの注記を追加</w:t>
+                <w:highlight w:val="yellow"/>
+              </w:rPr>
+              <w:t>医療的ケア児等（医療的ケア者を含む）への対応を追加（令和8年8月19日の基本指針改正。協議の場の設置を成果目標に追加し、18歳到達時の扱いを新設）</w:t>
             </w:r>
           </w:p>
         </w:tc>
@@ -6309,7 +6304,7 @@
                 <w:rFonts w:ascii="BIZ UDPゴシック" w:hAnsi="BIZ UDPゴシック" w:eastAsia="BIZ UDPゴシック"/>
                 <w:b w:val="0"/>
                 <w:sz w:val="18"/>
-                <w:highlight w:val="green"/>
+                <w:highlight w:val="yellow"/>
               </w:rPr>
               <w:t>―</w:t>
             </w:r>
@@ -6351,7 +6346,7 @@
                 <w:sz w:val="18"/>
                 <w:highlight w:val="green"/>
               </w:rPr>
-              <w:t>D</w:t>
+              <w:t>E</w:t>
             </w:r>
           </w:p>
         </w:tc>
@@ -6370,7 +6365,7 @@
                 <w:sz w:val="18"/>
                 <w:highlight w:val="green"/>
               </w:rPr>
-              <w:t>第2章8</w:t>
+              <w:t>第5章3〜7</w:t>
             </w:r>
           </w:p>
         </w:tc>
@@ -6389,7 +6384,7 @@
                 <w:sz w:val="18"/>
                 <w:highlight w:val="green"/>
               </w:rPr>
-              <w:t>アンケート調査を実施済みの記述に書き換え（障がい者49問・有効回答38件／障がい児47問・同3件）。回答者の特徴と読み取りの留意を追加</w:t>
+              <w:t>見込量表を第1次概算に差し替え（27サービス）。基準年度（令和7年度）の請求件数の列を追加し、見込量を定めない2行（医療型児童発達支援・児童入所支援）を削除</w:t>
             </w:r>
           </w:p>
         </w:tc>
@@ -6427,7 +6422,7 @@
                 <w:rFonts w:ascii="BIZ UDPゴシック" w:hAnsi="BIZ UDPゴシック" w:eastAsia="BIZ UDPゴシック"/>
                 <w:b w:val="0"/>
                 <w:sz w:val="18"/>
-                <w:highlight w:val="green"/>
+                <w:highlight w:val="yellow"/>
               </w:rPr>
               <w:t>52</w:t>
             </w:r>
@@ -6446,9 +6441,9 @@
                 <w:rFonts w:ascii="BIZ UDPゴシック" w:hAnsi="BIZ UDPゴシック" w:eastAsia="BIZ UDPゴシック"/>
                 <w:b w:val="0"/>
                 <w:sz w:val="18"/>
-                <w:highlight w:val="green"/>
-              </w:rPr>
-              <w:t>C</w:t>
+                <w:highlight w:val="yellow"/>
+              </w:rPr>
+              <w:t>A</w:t>
             </w:r>
           </w:p>
         </w:tc>
@@ -6465,9 +6460,9 @@
                 <w:rFonts w:ascii="BIZ UDPゴシック" w:hAnsi="BIZ UDPゴシック" w:eastAsia="BIZ UDPゴシック"/>
                 <w:b w:val="0"/>
                 <w:sz w:val="18"/>
-                <w:highlight w:val="green"/>
-              </w:rPr>
-              <w:t>第3章5</w:t>
+                <w:highlight w:val="yellow"/>
+              </w:rPr>
+              <w:t>第5章3〜7</w:t>
             </w:r>
           </w:p>
         </w:tc>
@@ -6484,9 +6479,9 @@
                 <w:rFonts w:ascii="BIZ UDPゴシック" w:hAnsi="BIZ UDPゴシック" w:eastAsia="BIZ UDPゴシック"/>
                 <w:b w:val="0"/>
                 <w:sz w:val="18"/>
-                <w:highlight w:val="green"/>
-              </w:rPr>
-              <w:t>目標値表に本調査の結果と前回との比較可能性の列を追加（8指標）。アンケートで測る3指標の扱いを村への確認事項として明記</w:t>
+                <w:highlight w:val="yellow"/>
+              </w:rPr>
+              <w:t>量を定めないサービスの前計画欄から量の記載を削除（就労定着支援）。基本指針 別表第一は利用者数の見込みのみを求めている</w:t>
             </w:r>
           </w:p>
         </w:tc>
@@ -6503,7 +6498,7 @@
                 <w:rFonts w:ascii="BIZ UDPゴシック" w:hAnsi="BIZ UDPゴシック" w:eastAsia="BIZ UDPゴシック"/>
                 <w:b w:val="0"/>
                 <w:sz w:val="18"/>
-                <w:highlight w:val="green"/>
+                <w:highlight w:val="yellow"/>
               </w:rPr>
               <w:t>―</w:t>
             </w:r>
@@ -6524,6 +6519,7 @@
                 <w:rFonts w:ascii="BIZ UDPゴシック" w:hAnsi="BIZ UDPゴシック" w:eastAsia="BIZ UDPゴシック"/>
                 <w:b w:val="0"/>
                 <w:sz w:val="18"/>
+                <w:highlight w:val="green"/>
               </w:rPr>
               <w:t>53</w:t>
             </w:r>
@@ -6542,8 +6538,9 @@
                 <w:rFonts w:ascii="BIZ UDPゴシック" w:hAnsi="BIZ UDPゴシック" w:eastAsia="BIZ UDPゴシック"/>
                 <w:b w:val="0"/>
                 <w:sz w:val="18"/>
-              </w:rPr>
-              <w:t>G</w:t>
+                <w:highlight w:val="green"/>
+              </w:rPr>
+              <w:t>E</w:t>
             </w:r>
           </w:p>
         </w:tc>
@@ -6560,8 +6557,9 @@
                 <w:rFonts w:ascii="BIZ UDPゴシック" w:hAnsi="BIZ UDPゴシック" w:eastAsia="BIZ UDPゴシック"/>
                 <w:b w:val="0"/>
                 <w:sz w:val="18"/>
-              </w:rPr>
-              <w:t>本文</w:t>
+                <w:highlight w:val="green"/>
+              </w:rPr>
+              <w:t>第5章3</w:t>
             </w:r>
           </w:p>
         </w:tc>
@@ -6578,8 +6576,9 @@
                 <w:rFonts w:ascii="BIZ UDPゴシック" w:hAnsi="BIZ UDPゴシック" w:eastAsia="BIZ UDPゴシック"/>
                 <w:b w:val="0"/>
                 <w:sz w:val="18"/>
-              </w:rPr>
-              <w:t>第5章の節番号の参照ずれを2か所修正（地域生活支援事業は第5章9、障がい児支援は第5章7）</w:t>
+                <w:highlight w:val="green"/>
+              </w:rPr>
+              <w:t>請求件数と月平均利用者数が別の系列であることの注記を追加</w:t>
             </w:r>
           </w:p>
         </w:tc>
@@ -6596,6 +6595,7 @@
                 <w:rFonts w:ascii="BIZ UDPゴシック" w:hAnsi="BIZ UDPゴシック" w:eastAsia="BIZ UDPゴシック"/>
                 <w:b w:val="0"/>
                 <w:sz w:val="18"/>
+                <w:highlight w:val="green"/>
               </w:rPr>
               <w:t>―</w:t>
             </w:r>
@@ -6616,6 +6616,7 @@
                 <w:rFonts w:ascii="BIZ UDPゴシック" w:hAnsi="BIZ UDPゴシック" w:eastAsia="BIZ UDPゴシック"/>
                 <w:b w:val="0"/>
                 <w:sz w:val="18"/>
+                <w:highlight w:val="green"/>
               </w:rPr>
               <w:t>54</w:t>
             </w:r>
@@ -6634,6 +6635,199 @@
                 <w:rFonts w:ascii="BIZ UDPゴシック" w:hAnsi="BIZ UDPゴシック" w:eastAsia="BIZ UDPゴシック"/>
                 <w:b w:val="0"/>
                 <w:sz w:val="18"/>
+                <w:highlight w:val="green"/>
+              </w:rPr>
+              <w:t>D</w:t>
+            </w:r>
+          </w:p>
+        </w:tc>
+        <w:tc>
+          <w:tcPr>
+            <w:tcW w:w="1800" w:type="dxa"/>
+          </w:tcPr>
+          <w:p>
+            <w:pPr>
+              <w:spacing w:after="0"/>
+            </w:pPr>
+            <w:r>
+              <w:rPr>
+                <w:rFonts w:ascii="BIZ UDPゴシック" w:hAnsi="BIZ UDPゴシック" w:eastAsia="BIZ UDPゴシック"/>
+                <w:b w:val="0"/>
+                <w:sz w:val="18"/>
+                <w:highlight w:val="green"/>
+              </w:rPr>
+              <w:t>第2章8</w:t>
+            </w:r>
+          </w:p>
+        </w:tc>
+        <w:tc>
+          <w:tcPr>
+            <w:tcW w:w="5800" w:type="dxa"/>
+          </w:tcPr>
+          <w:p>
+            <w:pPr>
+              <w:spacing w:after="0"/>
+            </w:pPr>
+            <w:r>
+              <w:rPr>
+                <w:rFonts w:ascii="BIZ UDPゴシック" w:hAnsi="BIZ UDPゴシック" w:eastAsia="BIZ UDPゴシック"/>
+                <w:b w:val="0"/>
+                <w:sz w:val="18"/>
+                <w:highlight w:val="green"/>
+              </w:rPr>
+              <w:t>アンケート調査を実施済みの記述に書き換え（障がい者49問・有効回答38件／障がい児47問・同3件）。回答者の特徴と読み取りの留意を追加</w:t>
+            </w:r>
+          </w:p>
+        </w:tc>
+        <w:tc>
+          <w:tcPr>
+            <w:tcW w:w="1000" w:type="dxa"/>
+          </w:tcPr>
+          <w:p>
+            <w:pPr>
+              <w:spacing w:after="0"/>
+            </w:pPr>
+            <w:r>
+              <w:rPr>
+                <w:rFonts w:ascii="BIZ UDPゴシック" w:hAnsi="BIZ UDPゴシック" w:eastAsia="BIZ UDPゴシック"/>
+                <w:b w:val="0"/>
+                <w:sz w:val="18"/>
+                <w:highlight w:val="green"/>
+              </w:rPr>
+              <w:t>―</w:t>
+            </w:r>
+          </w:p>
+        </w:tc>
+      </w:tr>
+      <w:tr>
+        <w:tc>
+          <w:tcPr>
+            <w:tcW w:w="500" w:type="dxa"/>
+          </w:tcPr>
+          <w:p>
+            <w:pPr>
+              <w:spacing w:after="0"/>
+            </w:pPr>
+            <w:r>
+              <w:rPr>
+                <w:rFonts w:ascii="BIZ UDPゴシック" w:hAnsi="BIZ UDPゴシック" w:eastAsia="BIZ UDPゴシック"/>
+                <w:b w:val="0"/>
+                <w:sz w:val="18"/>
+                <w:highlight w:val="green"/>
+              </w:rPr>
+              <w:t>55</w:t>
+            </w:r>
+          </w:p>
+        </w:tc>
+        <w:tc>
+          <w:tcPr>
+            <w:tcW w:w="600" w:type="dxa"/>
+          </w:tcPr>
+          <w:p>
+            <w:pPr>
+              <w:spacing w:after="0"/>
+            </w:pPr>
+            <w:r>
+              <w:rPr>
+                <w:rFonts w:ascii="BIZ UDPゴシック" w:hAnsi="BIZ UDPゴシック" w:eastAsia="BIZ UDPゴシック"/>
+                <w:b w:val="0"/>
+                <w:sz w:val="18"/>
+                <w:highlight w:val="green"/>
+              </w:rPr>
+              <w:t>C</w:t>
+            </w:r>
+          </w:p>
+        </w:tc>
+        <w:tc>
+          <w:tcPr>
+            <w:tcW w:w="1800" w:type="dxa"/>
+          </w:tcPr>
+          <w:p>
+            <w:pPr>
+              <w:spacing w:after="0"/>
+            </w:pPr>
+            <w:r>
+              <w:rPr>
+                <w:rFonts w:ascii="BIZ UDPゴシック" w:hAnsi="BIZ UDPゴシック" w:eastAsia="BIZ UDPゴシック"/>
+                <w:b w:val="0"/>
+                <w:sz w:val="18"/>
+                <w:highlight w:val="green"/>
+              </w:rPr>
+              <w:t>第3章5</w:t>
+            </w:r>
+          </w:p>
+        </w:tc>
+        <w:tc>
+          <w:tcPr>
+            <w:tcW w:w="5800" w:type="dxa"/>
+          </w:tcPr>
+          <w:p>
+            <w:pPr>
+              <w:spacing w:after="0"/>
+            </w:pPr>
+            <w:r>
+              <w:rPr>
+                <w:rFonts w:ascii="BIZ UDPゴシック" w:hAnsi="BIZ UDPゴシック" w:eastAsia="BIZ UDPゴシック"/>
+                <w:b w:val="0"/>
+                <w:sz w:val="18"/>
+                <w:highlight w:val="green"/>
+              </w:rPr>
+              <w:t>目標値表に本調査の結果と前回との比較可能性の列を追加（8指標）。アンケートで測る3指標の扱いを村への確認事項として明記</w:t>
+            </w:r>
+          </w:p>
+        </w:tc>
+        <w:tc>
+          <w:tcPr>
+            <w:tcW w:w="1000" w:type="dxa"/>
+          </w:tcPr>
+          <w:p>
+            <w:pPr>
+              <w:spacing w:after="0"/>
+            </w:pPr>
+            <w:r>
+              <w:rPr>
+                <w:rFonts w:ascii="BIZ UDPゴシック" w:hAnsi="BIZ UDPゴシック" w:eastAsia="BIZ UDPゴシック"/>
+                <w:b w:val="0"/>
+                <w:sz w:val="18"/>
+                <w:highlight w:val="green"/>
+              </w:rPr>
+              <w:t>―</w:t>
+            </w:r>
+          </w:p>
+        </w:tc>
+      </w:tr>
+      <w:tr>
+        <w:tc>
+          <w:tcPr>
+            <w:tcW w:w="500" w:type="dxa"/>
+          </w:tcPr>
+          <w:p>
+            <w:pPr>
+              <w:spacing w:after="0"/>
+            </w:pPr>
+            <w:r>
+              <w:rPr>
+                <w:rFonts w:ascii="BIZ UDPゴシック" w:hAnsi="BIZ UDPゴシック" w:eastAsia="BIZ UDPゴシック"/>
+                <w:b w:val="0"/>
+                <w:sz w:val="18"/>
+              </w:rPr>
+              <w:t>56</w:t>
+            </w:r>
+          </w:p>
+        </w:tc>
+        <w:tc>
+          <w:tcPr>
+            <w:tcW w:w="600" w:type="dxa"/>
+          </w:tcPr>
+          <w:p>
+            <w:pPr>
+              <w:spacing w:after="0"/>
+            </w:pPr>
+            <w:r>
+              <w:rPr>
+                <w:rFonts w:ascii="BIZ UDPゴシック" w:hAnsi="BIZ UDPゴシック" w:eastAsia="BIZ UDPゴシック"/>
+                <w:b w:val="0"/>
+                <w:sz w:val="18"/>
               </w:rPr>
               <w:t>G</w:t>
             </w:r>
@@ -6653,6 +6847,98 @@
                 <w:b w:val="0"/>
                 <w:sz w:val="18"/>
               </w:rPr>
+              <w:t>本文</w:t>
+            </w:r>
+          </w:p>
+        </w:tc>
+        <w:tc>
+          <w:tcPr>
+            <w:tcW w:w="5800" w:type="dxa"/>
+          </w:tcPr>
+          <w:p>
+            <w:pPr>
+              <w:spacing w:after="0"/>
+            </w:pPr>
+            <w:r>
+              <w:rPr>
+                <w:rFonts w:ascii="BIZ UDPゴシック" w:hAnsi="BIZ UDPゴシック" w:eastAsia="BIZ UDPゴシック"/>
+                <w:b w:val="0"/>
+                <w:sz w:val="18"/>
+              </w:rPr>
+              <w:t>第5章の節番号の参照ずれを2か所修正（地域生活支援事業は第5章9、障がい児支援は第5章7）</w:t>
+            </w:r>
+          </w:p>
+        </w:tc>
+        <w:tc>
+          <w:tcPr>
+            <w:tcW w:w="1000" w:type="dxa"/>
+          </w:tcPr>
+          <w:p>
+            <w:pPr>
+              <w:spacing w:after="0"/>
+            </w:pPr>
+            <w:r>
+              <w:rPr>
+                <w:rFonts w:ascii="BIZ UDPゴシック" w:hAnsi="BIZ UDPゴシック" w:eastAsia="BIZ UDPゴシック"/>
+                <w:b w:val="0"/>
+                <w:sz w:val="18"/>
+              </w:rPr>
+              <w:t>―</w:t>
+            </w:r>
+          </w:p>
+        </w:tc>
+      </w:tr>
+      <w:tr>
+        <w:tc>
+          <w:tcPr>
+            <w:tcW w:w="500" w:type="dxa"/>
+          </w:tcPr>
+          <w:p>
+            <w:pPr>
+              <w:spacing w:after="0"/>
+            </w:pPr>
+            <w:r>
+              <w:rPr>
+                <w:rFonts w:ascii="BIZ UDPゴシック" w:hAnsi="BIZ UDPゴシック" w:eastAsia="BIZ UDPゴシック"/>
+                <w:b w:val="0"/>
+                <w:sz w:val="18"/>
+              </w:rPr>
+              <w:t>57</w:t>
+            </w:r>
+          </w:p>
+        </w:tc>
+        <w:tc>
+          <w:tcPr>
+            <w:tcW w:w="600" w:type="dxa"/>
+          </w:tcPr>
+          <w:p>
+            <w:pPr>
+              <w:spacing w:after="0"/>
+            </w:pPr>
+            <w:r>
+              <w:rPr>
+                <w:rFonts w:ascii="BIZ UDPゴシック" w:hAnsi="BIZ UDPゴシック" w:eastAsia="BIZ UDPゴシック"/>
+                <w:b w:val="0"/>
+                <w:sz w:val="18"/>
+              </w:rPr>
+              <w:t>G</w:t>
+            </w:r>
+          </w:p>
+        </w:tc>
+        <w:tc>
+          <w:tcPr>
+            <w:tcW w:w="1800" w:type="dxa"/>
+          </w:tcPr>
+          <w:p>
+            <w:pPr>
+              <w:spacing w:after="0"/>
+            </w:pPr>
+            <w:r>
+              <w:rPr>
+                <w:rFonts w:ascii="BIZ UDPゴシック" w:hAnsi="BIZ UDPゴシック" w:eastAsia="BIZ UDPゴシック"/>
+                <w:b w:val="0"/>
+                <w:sz w:val="18"/>
+              </w:rPr>
               <w:t>表紙・前書き・奥付</w:t>
             </w:r>
           </w:p>
@@ -6688,6 +6974,103 @@
                 <w:rFonts w:ascii="BIZ UDPゴシック" w:hAnsi="BIZ UDPゴシック" w:eastAsia="BIZ UDPゴシック"/>
                 <w:b w:val="0"/>
                 <w:sz w:val="18"/>
+              </w:rPr>
+              <w:t>―</w:t>
+            </w:r>
+          </w:p>
+        </w:tc>
+      </w:tr>
+      <w:tr>
+        <w:tc>
+          <w:tcPr>
+            <w:tcW w:w="500" w:type="dxa"/>
+          </w:tcPr>
+          <w:p>
+            <w:pPr>
+              <w:spacing w:after="0"/>
+            </w:pPr>
+            <w:r>
+              <w:rPr>
+                <w:rFonts w:ascii="BIZ UDPゴシック" w:hAnsi="BIZ UDPゴシック" w:eastAsia="BIZ UDPゴシック"/>
+                <w:b w:val="0"/>
+                <w:sz w:val="18"/>
+                <w:highlight w:val="green"/>
+              </w:rPr>
+              <w:t>58</w:t>
+            </w:r>
+          </w:p>
+        </w:tc>
+        <w:tc>
+          <w:tcPr>
+            <w:tcW w:w="600" w:type="dxa"/>
+          </w:tcPr>
+          <w:p>
+            <w:pPr>
+              <w:spacing w:after="0"/>
+            </w:pPr>
+            <w:r>
+              <w:rPr>
+                <w:rFonts w:ascii="BIZ UDPゴシック" w:hAnsi="BIZ UDPゴシック" w:eastAsia="BIZ UDPゴシック"/>
+                <w:b w:val="0"/>
+                <w:sz w:val="18"/>
+                <w:highlight w:val="green"/>
+              </w:rPr>
+              <w:t>C</w:t>
+            </w:r>
+          </w:p>
+        </w:tc>
+        <w:tc>
+          <w:tcPr>
+            <w:tcW w:w="1800" w:type="dxa"/>
+          </w:tcPr>
+          <w:p>
+            <w:pPr>
+              <w:spacing w:after="0"/>
+            </w:pPr>
+            <w:r>
+              <w:rPr>
+                <w:rFonts w:ascii="BIZ UDPゴシック" w:hAnsi="BIZ UDPゴシック" w:eastAsia="BIZ UDPゴシック"/>
+                <w:b w:val="0"/>
+                <w:sz w:val="18"/>
+                <w:highlight w:val="green"/>
+              </w:rPr>
+              <w:t>第4章</w:t>
+            </w:r>
+          </w:p>
+        </w:tc>
+        <w:tc>
+          <w:tcPr>
+            <w:tcW w:w="5800" w:type="dxa"/>
+          </w:tcPr>
+          <w:p>
+            <w:pPr>
+              <w:spacing w:after="0"/>
+            </w:pPr>
+            <w:r>
+              <w:rPr>
+                <w:rFonts w:ascii="BIZ UDPゴシック" w:hAnsi="BIZ UDPゴシック" w:eastAsia="BIZ UDPゴシック"/>
+                <w:b w:val="0"/>
+                <w:sz w:val="18"/>
+                <w:highlight w:val="green"/>
+              </w:rPr>
+              <w:t>成果目標の実績【要更新】6件を、村が公表した令和5〜7年度の進捗で埋めた（令和8年5月25日 北塩原村障がい者自立支援協議会の資料）。精神病床からの退院者数・就労定着支援・基幹相談支援センターは令和7年度まで未達、一般就労移行と県研修への参加は達成</w:t>
+            </w:r>
+          </w:p>
+        </w:tc>
+        <w:tc>
+          <w:tcPr>
+            <w:tcW w:w="1000" w:type="dxa"/>
+          </w:tcPr>
+          <w:p>
+            <w:pPr>
+              <w:spacing w:after="0"/>
+            </w:pPr>
+            <w:r>
+              <w:rPr>
+                <w:rFonts w:ascii="BIZ UDPゴシック" w:hAnsi="BIZ UDPゴシック" w:eastAsia="BIZ UDPゴシック"/>
+                <w:b w:val="0"/>
+                <w:sz w:val="18"/>
+                <w:highlight w:val="green"/>
               </w:rPr>
               <w:t>―</w:t>
             </w:r>
@@ -7871,7 +8254,7 @@
           <w:b w:val="0"/>
           <w:sz w:val="21"/>
         </w:rPr>
-        <w:t>63件です。根拠は修正履歴の該当行をご覧ください。</w:t>
+        <w:t>65件です。根拠は修正履歴の該当行をご覧ください。</w:t>
       </w:r>
     </w:p>
     <w:tbl>
@@ -9261,7 +9644,7 @@
                 <w:b w:val="0"/>
                 <w:sz w:val="18"/>
               </w:rPr>
-              <w:t>■　推計対象の３層</w:t>
+              <w:t>■　推計対象の４層</w:t>
             </w:r>
           </w:p>
         </w:tc>
@@ -9299,7 +9682,7 @@
                 <w:b w:val="0"/>
                 <w:sz w:val="18"/>
               </w:rPr>
-              <w:t>■　利用希望量と利用可能量の区別</w:t>
+              <w:t>■　必要量・確保可能量・不足量の区別</w:t>
             </w:r>
           </w:p>
         </w:tc>
@@ -9375,7 +9758,7 @@
                 <w:b w:val="0"/>
                 <w:sz w:val="18"/>
               </w:rPr>
-              <w:t>■　18歳到達時の医療的ケア児等の扱い</w:t>
+              <w:t>■　学校卒業に伴うサービスの移行</w:t>
             </w:r>
           </w:p>
         </w:tc>
@@ -9413,7 +9796,7 @@
                 <w:b w:val="0"/>
                 <w:sz w:val="18"/>
               </w:rPr>
-              <w:t>■　65歳到達時のサービスの区分</w:t>
+              <w:t>■　18歳到達時の医療的ケア児等の扱い</w:t>
             </w:r>
           </w:p>
         </w:tc>
@@ -9451,7 +9834,7 @@
                 <w:b w:val="0"/>
                 <w:sz w:val="18"/>
               </w:rPr>
-              <w:t>■　利用者負担の軽減</w:t>
+              <w:t>■　65歳到達時のサービスの区分</w:t>
             </w:r>
           </w:p>
         </w:tc>
@@ -9471,7 +9854,7 @@
                 <w:b w:val="0"/>
                 <w:sz w:val="18"/>
               </w:rPr>
-              <w:t>第2階層</w:t>
+              <w:t>第3階層</w:t>
             </w:r>
           </w:p>
         </w:tc>
@@ -9489,7 +9872,7 @@
                 <w:b w:val="0"/>
                 <w:sz w:val="18"/>
               </w:rPr>
-              <w:t>３　訪問系サービス</w:t>
+              <w:t>■　利用者負担の軽減</w:t>
             </w:r>
           </w:p>
         </w:tc>
@@ -9527,7 +9910,7 @@
                 <w:b w:val="0"/>
                 <w:sz w:val="18"/>
               </w:rPr>
-              <w:t>４　日中活動系サービス</w:t>
+              <w:t>３　訪問系サービス</w:t>
             </w:r>
           </w:p>
         </w:tc>
@@ -9565,7 +9948,7 @@
                 <w:b w:val="0"/>
                 <w:sz w:val="18"/>
               </w:rPr>
-              <w:t>５　居住系サービス</w:t>
+              <w:t>４　日中活動系サービス</w:t>
             </w:r>
           </w:p>
         </w:tc>
@@ -9603,7 +9986,7 @@
                 <w:b w:val="0"/>
                 <w:sz w:val="18"/>
               </w:rPr>
-              <w:t>６　相談支援</w:t>
+              <w:t>５　居住系サービス</w:t>
             </w:r>
           </w:p>
         </w:tc>
@@ -9641,7 +10024,7 @@
                 <w:b w:val="0"/>
                 <w:sz w:val="18"/>
               </w:rPr>
-              <w:t>７　障がい児支援</w:t>
+              <w:t>６　相談支援</w:t>
             </w:r>
           </w:p>
         </w:tc>
@@ -9679,7 +10062,83 @@
                 <w:b w:val="0"/>
                 <w:sz w:val="18"/>
               </w:rPr>
+              <w:t>７　障がい児支援</w:t>
+            </w:r>
+          </w:p>
+        </w:tc>
+      </w:tr>
+      <w:tr>
+        <w:tc>
+          <w:tcPr>
+            <w:tcW w:w="1200" w:type="dxa"/>
+          </w:tcPr>
+          <w:p>
+            <w:pPr>
+              <w:spacing w:after="0"/>
+            </w:pPr>
+            <w:r>
+              <w:rPr>
+                <w:rFonts w:ascii="BIZ UDPゴシック" w:hAnsi="BIZ UDPゴシック" w:eastAsia="BIZ UDPゴシック"/>
+                <w:b w:val="0"/>
+                <w:sz w:val="18"/>
+              </w:rPr>
+              <w:t>第2階層</w:t>
+            </w:r>
+          </w:p>
+        </w:tc>
+        <w:tc>
+          <w:tcPr>
+            <w:tcW w:w="8400" w:type="dxa"/>
+          </w:tcPr>
+          <w:p>
+            <w:pPr>
+              <w:spacing w:after="0"/>
+            </w:pPr>
+            <w:r>
+              <w:rPr>
+                <w:rFonts w:ascii="BIZ UDPゴシック" w:hAnsi="BIZ UDPゴシック" w:eastAsia="BIZ UDPゴシック"/>
+                <w:b w:val="0"/>
+                <w:sz w:val="18"/>
+              </w:rPr>
               <w:t>８　必要な見込量の確保のための方策</w:t>
+            </w:r>
+          </w:p>
+        </w:tc>
+      </w:tr>
+      <w:tr>
+        <w:tc>
+          <w:tcPr>
+            <w:tcW w:w="1200" w:type="dxa"/>
+          </w:tcPr>
+          <w:p>
+            <w:pPr>
+              <w:spacing w:after="0"/>
+            </w:pPr>
+            <w:r>
+              <w:rPr>
+                <w:rFonts w:ascii="BIZ UDPゴシック" w:hAnsi="BIZ UDPゴシック" w:eastAsia="BIZ UDPゴシック"/>
+                <w:b w:val="0"/>
+                <w:sz w:val="18"/>
+              </w:rPr>
+              <w:t>第3階層</w:t>
+            </w:r>
+          </w:p>
+        </w:tc>
+        <w:tc>
+          <w:tcPr>
+            <w:tcW w:w="8400" w:type="dxa"/>
+          </w:tcPr>
+          <w:p>
+            <w:pPr>
+              <w:spacing w:after="0"/>
+            </w:pPr>
+            <w:r>
+              <w:rPr>
+                <w:rFonts w:ascii="BIZ UDPゴシック" w:hAnsi="BIZ UDPゴシック" w:eastAsia="BIZ UDPゴシック"/>
+                <w:b w:val="0"/>
+                <w:sz w:val="18"/>
+              </w:rPr>
+              <w:t>■　確保可能量を決める要素</w:t>
             </w:r>
           </w:p>
         </w:tc>

--- a/output/北塩原村_計画素案_修正履歴.docx
+++ b/output/北塩原村_計画素案_修正履歴.docx
@@ -402,7 +402,7 @@
                 <w:b w:val="0"/>
                 <w:sz w:val="18"/>
               </w:rPr>
-              <w:t>453</w:t>
+              <w:t>492</w:t>
             </w:r>
           </w:p>
         </w:tc>
@@ -420,7 +420,7 @@
                 <w:b w:val="0"/>
                 <w:sz w:val="18"/>
               </w:rPr>
-              <w:t>137</w:t>
+              <w:t>152</w:t>
             </w:r>
           </w:p>
         </w:tc>
@@ -438,7 +438,7 @@
                 <w:b w:val="0"/>
                 <w:sz w:val="18"/>
               </w:rPr>
-              <w:t>109</w:t>
+              <w:t>118</w:t>
             </w:r>
           </w:p>
         </w:tc>
@@ -472,7 +472,7 @@
                 <w:b w:val="0"/>
                 <w:sz w:val="18"/>
               </w:rPr>
-              <w:t>1ea8f6350031</w:t>
+              <w:t>f2dcef2150d4</w:t>
             </w:r>
           </w:p>
         </w:tc>
@@ -706,7 +706,7 @@
                 <w:sz w:val="18"/>
                 <w:highlight w:val="yellow"/>
               </w:rPr>
-              <w:t>14件</w:t>
+              <w:t>16件</w:t>
             </w:r>
           </w:p>
         </w:tc>
@@ -896,7 +896,7 @@
                 <w:sz w:val="18"/>
                 <w:highlight w:val="green"/>
               </w:rPr>
-              <w:t>4件</w:t>
+              <w:t>5件</w:t>
             </w:r>
           </w:p>
         </w:tc>
@@ -1086,7 +1086,7 @@
                 <w:sz w:val="18"/>
                 <w:highlight w:val="green"/>
               </w:rPr>
-              <w:t>7件</w:t>
+              <w:t>9件</w:t>
             </w:r>
           </w:p>
         </w:tc>
@@ -1176,7 +1176,7 @@
                 <w:b w:val="0"/>
                 <w:sz w:val="18"/>
               </w:rPr>
-              <w:t>10件</w:t>
+              <w:t>14件</w:t>
             </w:r>
           </w:p>
         </w:tc>
@@ -1392,7 +1392,7 @@
           <w:b w:val="0"/>
           <w:sz w:val="21"/>
         </w:rPr>
-        <w:t>見出しは57件から109件へ、表は54件から137件へ増えています。新たに設けた章節は65件、見出しの文字が変わった（主に節番号の繰り下げによる）ものが14件です。</w:t>
+        <w:t>見出しは57件から118件へ、表は54件から152件へ増えています。新たに設けた章節は74件、見出しの文字が変わった（主に節番号の繰り下げによる）ものが14件です。</w:t>
       </w:r>
     </w:p>
     <w:p>
@@ -1420,7 +1420,7 @@
           <w:b w:val="0"/>
           <w:sz w:val="21"/>
         </w:rPr>
-        <w:t>生成器に記録された58件です。黄のマーカーが国・県の指針との不整合の是正、緑のマーカーがKPI・目標設定・課題・見込量の修正です。</w:t>
+        <w:t>生成器に記録された67件です。黄のマーカーが国・県の指針との不整合の是正、緑のマーカーがKPI・目標設定・課題・見込量の修正です。</w:t>
       </w:r>
     </w:p>
     <w:tbl>
@@ -7071,6 +7071,859 @@
                 <w:b w:val="0"/>
                 <w:sz w:val="18"/>
                 <w:highlight w:val="green"/>
+              </w:rPr>
+              <w:t>―</w:t>
+            </w:r>
+          </w:p>
+        </w:tc>
+      </w:tr>
+      <w:tr>
+        <w:tc>
+          <w:tcPr>
+            <w:tcW w:w="500" w:type="dxa"/>
+          </w:tcPr>
+          <w:p>
+            <w:pPr>
+              <w:spacing w:after="0"/>
+            </w:pPr>
+            <w:r>
+              <w:rPr>
+                <w:rFonts w:ascii="BIZ UDPゴシック" w:hAnsi="BIZ UDPゴシック" w:eastAsia="BIZ UDPゴシック"/>
+                <w:b w:val="0"/>
+                <w:sz w:val="18"/>
+                <w:highlight w:val="green"/>
+              </w:rPr>
+              <w:t>59</w:t>
+            </w:r>
+          </w:p>
+        </w:tc>
+        <w:tc>
+          <w:tcPr>
+            <w:tcW w:w="600" w:type="dxa"/>
+          </w:tcPr>
+          <w:p>
+            <w:pPr>
+              <w:spacing w:after="0"/>
+            </w:pPr>
+            <w:r>
+              <w:rPr>
+                <w:rFonts w:ascii="BIZ UDPゴシック" w:hAnsi="BIZ UDPゴシック" w:eastAsia="BIZ UDPゴシック"/>
+                <w:b w:val="0"/>
+                <w:sz w:val="18"/>
+                <w:highlight w:val="green"/>
+              </w:rPr>
+              <w:t>C</w:t>
+            </w:r>
+          </w:p>
+        </w:tc>
+        <w:tc>
+          <w:tcPr>
+            <w:tcW w:w="1800" w:type="dxa"/>
+          </w:tcPr>
+          <w:p>
+            <w:pPr>
+              <w:spacing w:after="0"/>
+            </w:pPr>
+            <w:r>
+              <w:rPr>
+                <w:rFonts w:ascii="BIZ UDPゴシック" w:hAnsi="BIZ UDPゴシック" w:eastAsia="BIZ UDPゴシック"/>
+                <w:b w:val="0"/>
+                <w:sz w:val="18"/>
+                <w:highlight w:val="green"/>
+              </w:rPr>
+              <w:t>第4章（１）</w:t>
+            </w:r>
+          </w:p>
+        </w:tc>
+        <w:tc>
+          <w:tcPr>
+            <w:tcW w:w="5800" w:type="dxa"/>
+          </w:tcPr>
+          <w:p>
+            <w:pPr>
+              <w:spacing w:after="0"/>
+            </w:pPr>
+            <w:r>
+              <w:rPr>
+                <w:rFonts w:ascii="BIZ UDPゴシック" w:hAnsi="BIZ UDPゴシック" w:eastAsia="BIZ UDPゴシック"/>
+                <w:b w:val="0"/>
+                <w:sz w:val="18"/>
+                <w:highlight w:val="green"/>
+              </w:rPr>
+              <w:t>地域移行者数の目標値0人の根拠を、本人・家族の意向ほか6項目の確認に基づくものに改め、確認表を新設</w:t>
+            </w:r>
+          </w:p>
+        </w:tc>
+        <w:tc>
+          <w:tcPr>
+            <w:tcW w:w="1000" w:type="dxa"/>
+          </w:tcPr>
+          <w:p>
+            <w:pPr>
+              <w:spacing w:after="0"/>
+            </w:pPr>
+            <w:r>
+              <w:rPr>
+                <w:rFonts w:ascii="BIZ UDPゴシック" w:hAnsi="BIZ UDPゴシック" w:eastAsia="BIZ UDPゴシック"/>
+                <w:b w:val="0"/>
+                <w:sz w:val="18"/>
+                <w:highlight w:val="green"/>
+              </w:rPr>
+              <w:t>―</w:t>
+            </w:r>
+          </w:p>
+        </w:tc>
+      </w:tr>
+      <w:tr>
+        <w:tc>
+          <w:tcPr>
+            <w:tcW w:w="500" w:type="dxa"/>
+          </w:tcPr>
+          <w:p>
+            <w:pPr>
+              <w:spacing w:after="0"/>
+            </w:pPr>
+            <w:r>
+              <w:rPr>
+                <w:rFonts w:ascii="BIZ UDPゴシック" w:hAnsi="BIZ UDPゴシック" w:eastAsia="BIZ UDPゴシック"/>
+                <w:b w:val="0"/>
+                <w:sz w:val="18"/>
+                <w:highlight w:val="green"/>
+              </w:rPr>
+              <w:t>60</w:t>
+            </w:r>
+          </w:p>
+        </w:tc>
+        <w:tc>
+          <w:tcPr>
+            <w:tcW w:w="600" w:type="dxa"/>
+          </w:tcPr>
+          <w:p>
+            <w:pPr>
+              <w:spacing w:after="0"/>
+            </w:pPr>
+            <w:r>
+              <w:rPr>
+                <w:rFonts w:ascii="BIZ UDPゴシック" w:hAnsi="BIZ UDPゴシック" w:eastAsia="BIZ UDPゴシック"/>
+                <w:b w:val="0"/>
+                <w:sz w:val="18"/>
+                <w:highlight w:val="green"/>
+              </w:rPr>
+              <w:t>E</w:t>
+            </w:r>
+          </w:p>
+        </w:tc>
+        <w:tc>
+          <w:tcPr>
+            <w:tcW w:w="1800" w:type="dxa"/>
+          </w:tcPr>
+          <w:p>
+            <w:pPr>
+              <w:spacing w:after="0"/>
+            </w:pPr>
+            <w:r>
+              <w:rPr>
+                <w:rFonts w:ascii="BIZ UDPゴシック" w:hAnsi="BIZ UDPゴシック" w:eastAsia="BIZ UDPゴシック"/>
+                <w:b w:val="0"/>
+                <w:sz w:val="18"/>
+                <w:highlight w:val="green"/>
+              </w:rPr>
+              <w:t>第4章（２）</w:t>
+            </w:r>
+          </w:p>
+        </w:tc>
+        <w:tc>
+          <w:tcPr>
+            <w:tcW w:w="5800" w:type="dxa"/>
+          </w:tcPr>
+          <w:p>
+            <w:pPr>
+              <w:spacing w:after="0"/>
+            </w:pPr>
+            <w:r>
+              <w:rPr>
+                <w:rFonts w:ascii="BIZ UDPゴシック" w:hAnsi="BIZ UDPゴシック" w:eastAsia="BIZ UDPゴシック"/>
+                <w:b w:val="0"/>
+                <w:sz w:val="18"/>
+                <w:highlight w:val="green"/>
+              </w:rPr>
+              <w:t>退院者1人の受け止め方（住まい・日中活動・相談支援）を見込量の行と対応させて明示</w:t>
+            </w:r>
+          </w:p>
+        </w:tc>
+        <w:tc>
+          <w:tcPr>
+            <w:tcW w:w="1000" w:type="dxa"/>
+          </w:tcPr>
+          <w:p>
+            <w:pPr>
+              <w:spacing w:after="0"/>
+            </w:pPr>
+            <w:r>
+              <w:rPr>
+                <w:rFonts w:ascii="BIZ UDPゴシック" w:hAnsi="BIZ UDPゴシック" w:eastAsia="BIZ UDPゴシック"/>
+                <w:b w:val="0"/>
+                <w:sz w:val="18"/>
+                <w:highlight w:val="green"/>
+              </w:rPr>
+              <w:t>―</w:t>
+            </w:r>
+          </w:p>
+        </w:tc>
+      </w:tr>
+      <w:tr>
+        <w:tc>
+          <w:tcPr>
+            <w:tcW w:w="500" w:type="dxa"/>
+          </w:tcPr>
+          <w:p>
+            <w:pPr>
+              <w:spacing w:after="0"/>
+            </w:pPr>
+            <w:r>
+              <w:rPr>
+                <w:rFonts w:ascii="BIZ UDPゴシック" w:hAnsi="BIZ UDPゴシック" w:eastAsia="BIZ UDPゴシック"/>
+                <w:b w:val="0"/>
+                <w:sz w:val="18"/>
+              </w:rPr>
+              <w:t>61</w:t>
+            </w:r>
+          </w:p>
+        </w:tc>
+        <w:tc>
+          <w:tcPr>
+            <w:tcW w:w="600" w:type="dxa"/>
+          </w:tcPr>
+          <w:p>
+            <w:pPr>
+              <w:spacing w:after="0"/>
+            </w:pPr>
+            <w:r>
+              <w:rPr>
+                <w:rFonts w:ascii="BIZ UDPゴシック" w:hAnsi="BIZ UDPゴシック" w:eastAsia="BIZ UDPゴシック"/>
+                <w:b w:val="0"/>
+                <w:sz w:val="18"/>
+              </w:rPr>
+              <w:t>F</w:t>
+            </w:r>
+          </w:p>
+        </w:tc>
+        <w:tc>
+          <w:tcPr>
+            <w:tcW w:w="1800" w:type="dxa"/>
+          </w:tcPr>
+          <w:p>
+            <w:pPr>
+              <w:spacing w:after="0"/>
+            </w:pPr>
+            <w:r>
+              <w:rPr>
+                <w:rFonts w:ascii="BIZ UDPゴシック" w:hAnsi="BIZ UDPゴシック" w:eastAsia="BIZ UDPゴシック"/>
+                <w:b w:val="0"/>
+                <w:sz w:val="18"/>
+              </w:rPr>
+              <w:t>第4章（３）</w:t>
+            </w:r>
+          </w:p>
+        </w:tc>
+        <w:tc>
+          <w:tcPr>
+            <w:tcW w:w="5800" w:type="dxa"/>
+          </w:tcPr>
+          <w:p>
+            <w:pPr>
+              <w:spacing w:after="0"/>
+            </w:pPr>
+            <w:r>
+              <w:rPr>
+                <w:rFonts w:ascii="BIZ UDPゴシック" w:hAnsi="BIZ UDPゴシック" w:eastAsia="BIZ UDPゴシック"/>
+                <w:b w:val="0"/>
+                <w:sz w:val="18"/>
+              </w:rPr>
+              <w:t>一般就労中の一時的な就労系サービスの利用と復職支援を追加</w:t>
+            </w:r>
+          </w:p>
+        </w:tc>
+        <w:tc>
+          <w:tcPr>
+            <w:tcW w:w="1000" w:type="dxa"/>
+          </w:tcPr>
+          <w:p>
+            <w:pPr>
+              <w:spacing w:after="0"/>
+            </w:pPr>
+            <w:r>
+              <w:rPr>
+                <w:rFonts w:ascii="BIZ UDPゴシック" w:hAnsi="BIZ UDPゴシック" w:eastAsia="BIZ UDPゴシック"/>
+                <w:b w:val="0"/>
+                <w:sz w:val="18"/>
+              </w:rPr>
+              <w:t>―</w:t>
+            </w:r>
+          </w:p>
+        </w:tc>
+      </w:tr>
+      <w:tr>
+        <w:tc>
+          <w:tcPr>
+            <w:tcW w:w="500" w:type="dxa"/>
+          </w:tcPr>
+          <w:p>
+            <w:pPr>
+              <w:spacing w:after="0"/>
+            </w:pPr>
+            <w:r>
+              <w:rPr>
+                <w:rFonts w:ascii="BIZ UDPゴシック" w:hAnsi="BIZ UDPゴシック" w:eastAsia="BIZ UDPゴシック"/>
+                <w:b w:val="0"/>
+                <w:sz w:val="18"/>
+                <w:highlight w:val="yellow"/>
+              </w:rPr>
+              <w:t>62</w:t>
+            </w:r>
+          </w:p>
+        </w:tc>
+        <w:tc>
+          <w:tcPr>
+            <w:tcW w:w="600" w:type="dxa"/>
+          </w:tcPr>
+          <w:p>
+            <w:pPr>
+              <w:spacing w:after="0"/>
+            </w:pPr>
+            <w:r>
+              <w:rPr>
+                <w:rFonts w:ascii="BIZ UDPゴシック" w:hAnsi="BIZ UDPゴシック" w:eastAsia="BIZ UDPゴシック"/>
+                <w:b w:val="0"/>
+                <w:sz w:val="18"/>
+                <w:highlight w:val="yellow"/>
+              </w:rPr>
+              <w:t>A</w:t>
+            </w:r>
+          </w:p>
+        </w:tc>
+        <w:tc>
+          <w:tcPr>
+            <w:tcW w:w="1800" w:type="dxa"/>
+          </w:tcPr>
+          <w:p>
+            <w:pPr>
+              <w:spacing w:after="0"/>
+            </w:pPr>
+            <w:r>
+              <w:rPr>
+                <w:rFonts w:ascii="BIZ UDPゴシック" w:hAnsi="BIZ UDPゴシック" w:eastAsia="BIZ UDPゴシック"/>
+                <w:b w:val="0"/>
+                <w:sz w:val="18"/>
+                <w:highlight w:val="yellow"/>
+              </w:rPr>
+              <w:t>第4章（４）</w:t>
+            </w:r>
+          </w:p>
+        </w:tc>
+        <w:tc>
+          <w:tcPr>
+            <w:tcW w:w="5800" w:type="dxa"/>
+          </w:tcPr>
+          <w:p>
+            <w:pPr>
+              <w:spacing w:after="0"/>
+            </w:pPr>
+            <w:r>
+              <w:rPr>
+                <w:rFonts w:ascii="BIZ UDPゴシック" w:hAnsi="BIZ UDPゴシック" w:eastAsia="BIZ UDPゴシック"/>
+                <w:b w:val="0"/>
+                <w:sz w:val="18"/>
+                <w:highlight w:val="yellow"/>
+              </w:rPr>
+              <w:t>令和8年8月19日の基本指針の改正を踏まえ、医療的ケア児等・重症心身障害児者について成人期への引継ぎ・家族の休息・災害時の医療の継続の3点を追加</w:t>
+            </w:r>
+          </w:p>
+        </w:tc>
+        <w:tc>
+          <w:tcPr>
+            <w:tcW w:w="1000" w:type="dxa"/>
+          </w:tcPr>
+          <w:p>
+            <w:pPr>
+              <w:spacing w:after="0"/>
+            </w:pPr>
+            <w:r>
+              <w:rPr>
+                <w:rFonts w:ascii="BIZ UDPゴシック" w:hAnsi="BIZ UDPゴシック" w:eastAsia="BIZ UDPゴシック"/>
+                <w:b w:val="0"/>
+                <w:sz w:val="18"/>
+                <w:highlight w:val="yellow"/>
+              </w:rPr>
+              <w:t>―</w:t>
+            </w:r>
+          </w:p>
+        </w:tc>
+      </w:tr>
+      <w:tr>
+        <w:tc>
+          <w:tcPr>
+            <w:tcW w:w="500" w:type="dxa"/>
+          </w:tcPr>
+          <w:p>
+            <w:pPr>
+              <w:spacing w:after="0"/>
+            </w:pPr>
+            <w:r>
+              <w:rPr>
+                <w:rFonts w:ascii="BIZ UDPゴシック" w:hAnsi="BIZ UDPゴシック" w:eastAsia="BIZ UDPゴシック"/>
+                <w:b w:val="0"/>
+                <w:sz w:val="18"/>
+                <w:highlight w:val="yellow"/>
+              </w:rPr>
+              <w:t>63</w:t>
+            </w:r>
+          </w:p>
+        </w:tc>
+        <w:tc>
+          <w:tcPr>
+            <w:tcW w:w="600" w:type="dxa"/>
+          </w:tcPr>
+          <w:p>
+            <w:pPr>
+              <w:spacing w:after="0"/>
+            </w:pPr>
+            <w:r>
+              <w:rPr>
+                <w:rFonts w:ascii="BIZ UDPゴシック" w:hAnsi="BIZ UDPゴシック" w:eastAsia="BIZ UDPゴシック"/>
+                <w:b w:val="0"/>
+                <w:sz w:val="18"/>
+                <w:highlight w:val="yellow"/>
+              </w:rPr>
+              <w:t>A</w:t>
+            </w:r>
+          </w:p>
+        </w:tc>
+        <w:tc>
+          <w:tcPr>
+            <w:tcW w:w="1800" w:type="dxa"/>
+          </w:tcPr>
+          <w:p>
+            <w:pPr>
+              <w:spacing w:after="0"/>
+            </w:pPr>
+            <w:r>
+              <w:rPr>
+                <w:rFonts w:ascii="BIZ UDPゴシック" w:hAnsi="BIZ UDPゴシック" w:eastAsia="BIZ UDPゴシック"/>
+                <w:b w:val="0"/>
+                <w:sz w:val="18"/>
+                <w:highlight w:val="yellow"/>
+              </w:rPr>
+              <w:t>第5章4</w:t>
+            </w:r>
+          </w:p>
+        </w:tc>
+        <w:tc>
+          <w:tcPr>
+            <w:tcW w:w="5800" w:type="dxa"/>
+          </w:tcPr>
+          <w:p>
+            <w:pPr>
+              <w:spacing w:after="0"/>
+            </w:pPr>
+            <w:r>
+              <w:rPr>
+                <w:rFonts w:ascii="BIZ UDPゴシック" w:hAnsi="BIZ UDPゴシック" w:eastAsia="BIZ UDPゴシック"/>
+                <w:b w:val="0"/>
+                <w:sz w:val="18"/>
+                <w:highlight w:val="yellow"/>
+              </w:rPr>
+              <w:t>基本指針 別表第一 三が求める重度障がい者の内数（強度行動障害・高次脳機能障害・医療的ケア児等・重症心身障害児者の4区分）の表を新設し、医療型短期入所を0とする根拠を明示</w:t>
+            </w:r>
+          </w:p>
+        </w:tc>
+        <w:tc>
+          <w:tcPr>
+            <w:tcW w:w="1000" w:type="dxa"/>
+          </w:tcPr>
+          <w:p>
+            <w:pPr>
+              <w:spacing w:after="0"/>
+            </w:pPr>
+            <w:r>
+              <w:rPr>
+                <w:rFonts w:ascii="BIZ UDPゴシック" w:hAnsi="BIZ UDPゴシック" w:eastAsia="BIZ UDPゴシック"/>
+                <w:b w:val="0"/>
+                <w:sz w:val="18"/>
+                <w:highlight w:val="yellow"/>
+              </w:rPr>
+              <w:t>―</w:t>
+            </w:r>
+          </w:p>
+        </w:tc>
+      </w:tr>
+      <w:tr>
+        <w:tc>
+          <w:tcPr>
+            <w:tcW w:w="500" w:type="dxa"/>
+          </w:tcPr>
+          <w:p>
+            <w:pPr>
+              <w:spacing w:after="0"/>
+            </w:pPr>
+            <w:r>
+              <w:rPr>
+                <w:rFonts w:ascii="BIZ UDPゴシック" w:hAnsi="BIZ UDPゴシック" w:eastAsia="BIZ UDPゴシック"/>
+                <w:b w:val="0"/>
+                <w:sz w:val="18"/>
+                <w:highlight w:val="green"/>
+              </w:rPr>
+              <w:t>64</w:t>
+            </w:r>
+          </w:p>
+        </w:tc>
+        <w:tc>
+          <w:tcPr>
+            <w:tcW w:w="600" w:type="dxa"/>
+          </w:tcPr>
+          <w:p>
+            <w:pPr>
+              <w:spacing w:after="0"/>
+            </w:pPr>
+            <w:r>
+              <w:rPr>
+                <w:rFonts w:ascii="BIZ UDPゴシック" w:hAnsi="BIZ UDPゴシック" w:eastAsia="BIZ UDPゴシック"/>
+                <w:b w:val="0"/>
+                <w:sz w:val="18"/>
+                <w:highlight w:val="green"/>
+              </w:rPr>
+              <w:t>E</w:t>
+            </w:r>
+          </w:p>
+        </w:tc>
+        <w:tc>
+          <w:tcPr>
+            <w:tcW w:w="1800" w:type="dxa"/>
+          </w:tcPr>
+          <w:p>
+            <w:pPr>
+              <w:spacing w:after="0"/>
+            </w:pPr>
+            <w:r>
+              <w:rPr>
+                <w:rFonts w:ascii="BIZ UDPゴシック" w:hAnsi="BIZ UDPゴシック" w:eastAsia="BIZ UDPゴシック"/>
+                <w:b w:val="0"/>
+                <w:sz w:val="18"/>
+                <w:highlight w:val="green"/>
+              </w:rPr>
+              <w:t>第5章8</w:t>
+            </w:r>
+          </w:p>
+        </w:tc>
+        <w:tc>
+          <w:tcPr>
+            <w:tcW w:w="5800" w:type="dxa"/>
+          </w:tcPr>
+          <w:p>
+            <w:pPr>
+              <w:spacing w:after="0"/>
+            </w:pPr>
+            <w:r>
+              <w:rPr>
+                <w:rFonts w:ascii="BIZ UDPゴシック" w:hAnsi="BIZ UDPゴシック" w:eastAsia="BIZ UDPゴシック"/>
+                <w:b w:val="0"/>
+                <w:sz w:val="18"/>
+                <w:highlight w:val="green"/>
+              </w:rPr>
+              <w:t>確保方策に4節を追加（事業所の受入余力の把握7項目、住まいの確保、供給が不足する場合の県への意見申出、中山間・人口減少地域の制度の活用）</w:t>
+            </w:r>
+          </w:p>
+        </w:tc>
+        <w:tc>
+          <w:tcPr>
+            <w:tcW w:w="1000" w:type="dxa"/>
+          </w:tcPr>
+          <w:p>
+            <w:pPr>
+              <w:spacing w:after="0"/>
+            </w:pPr>
+            <w:r>
+              <w:rPr>
+                <w:rFonts w:ascii="BIZ UDPゴシック" w:hAnsi="BIZ UDPゴシック" w:eastAsia="BIZ UDPゴシック"/>
+                <w:b w:val="0"/>
+                <w:sz w:val="18"/>
+                <w:highlight w:val="green"/>
+              </w:rPr>
+              <w:t>―</w:t>
+            </w:r>
+          </w:p>
+        </w:tc>
+      </w:tr>
+      <w:tr>
+        <w:tc>
+          <w:tcPr>
+            <w:tcW w:w="500" w:type="dxa"/>
+          </w:tcPr>
+          <w:p>
+            <w:pPr>
+              <w:spacing w:after="0"/>
+            </w:pPr>
+            <w:r>
+              <w:rPr>
+                <w:rFonts w:ascii="BIZ UDPゴシック" w:hAnsi="BIZ UDPゴシック" w:eastAsia="BIZ UDPゴシック"/>
+                <w:b w:val="0"/>
+                <w:sz w:val="18"/>
+              </w:rPr>
+              <w:t>65</w:t>
+            </w:r>
+          </w:p>
+        </w:tc>
+        <w:tc>
+          <w:tcPr>
+            <w:tcW w:w="600" w:type="dxa"/>
+          </w:tcPr>
+          <w:p>
+            <w:pPr>
+              <w:spacing w:after="0"/>
+            </w:pPr>
+            <w:r>
+              <w:rPr>
+                <w:rFonts w:ascii="BIZ UDPゴシック" w:hAnsi="BIZ UDPゴシック" w:eastAsia="BIZ UDPゴシック"/>
+                <w:b w:val="0"/>
+                <w:sz w:val="18"/>
+              </w:rPr>
+              <w:t>F</w:t>
+            </w:r>
+          </w:p>
+        </w:tc>
+        <w:tc>
+          <w:tcPr>
+            <w:tcW w:w="1800" w:type="dxa"/>
+          </w:tcPr>
+          <w:p>
+            <w:pPr>
+              <w:spacing w:after="0"/>
+            </w:pPr>
+            <w:r>
+              <w:rPr>
+                <w:rFonts w:ascii="BIZ UDPゴシック" w:hAnsi="BIZ UDPゴシック" w:eastAsia="BIZ UDPゴシック"/>
+                <w:b w:val="0"/>
+                <w:sz w:val="18"/>
+              </w:rPr>
+              <w:t>第5章11</w:t>
+            </w:r>
+          </w:p>
+        </w:tc>
+        <w:tc>
+          <w:tcPr>
+            <w:tcW w:w="5800" w:type="dxa"/>
+          </w:tcPr>
+          <w:p>
+            <w:pPr>
+              <w:spacing w:after="0"/>
+            </w:pPr>
+            <w:r>
+              <w:rPr>
+                <w:rFonts w:ascii="BIZ UDPゴシック" w:hAnsi="BIZ UDPゴシック" w:eastAsia="BIZ UDPゴシック"/>
+                <w:b w:val="0"/>
+                <w:sz w:val="18"/>
+              </w:rPr>
+              <w:t>災害時にサービスを止めないための備えと、虐待の予防から再発の防止までの6段階を新設</w:t>
+            </w:r>
+          </w:p>
+        </w:tc>
+        <w:tc>
+          <w:tcPr>
+            <w:tcW w:w="1000" w:type="dxa"/>
+          </w:tcPr>
+          <w:p>
+            <w:pPr>
+              <w:spacing w:after="0"/>
+            </w:pPr>
+            <w:r>
+              <w:rPr>
+                <w:rFonts w:ascii="BIZ UDPゴシック" w:hAnsi="BIZ UDPゴシック" w:eastAsia="BIZ UDPゴシック"/>
+                <w:b w:val="0"/>
+                <w:sz w:val="18"/>
+              </w:rPr>
+              <w:t>―</w:t>
+            </w:r>
+          </w:p>
+        </w:tc>
+      </w:tr>
+      <w:tr>
+        <w:tc>
+          <w:tcPr>
+            <w:tcW w:w="500" w:type="dxa"/>
+          </w:tcPr>
+          <w:p>
+            <w:pPr>
+              <w:spacing w:after="0"/>
+            </w:pPr>
+            <w:r>
+              <w:rPr>
+                <w:rFonts w:ascii="BIZ UDPゴシック" w:hAnsi="BIZ UDPゴシック" w:eastAsia="BIZ UDPゴシック"/>
+                <w:b w:val="0"/>
+                <w:sz w:val="18"/>
+              </w:rPr>
+              <w:t>66</w:t>
+            </w:r>
+          </w:p>
+        </w:tc>
+        <w:tc>
+          <w:tcPr>
+            <w:tcW w:w="600" w:type="dxa"/>
+          </w:tcPr>
+          <w:p>
+            <w:pPr>
+              <w:spacing w:after="0"/>
+            </w:pPr>
+            <w:r>
+              <w:rPr>
+                <w:rFonts w:ascii="BIZ UDPゴシック" w:hAnsi="BIZ UDPゴシック" w:eastAsia="BIZ UDPゴシック"/>
+                <w:b w:val="0"/>
+                <w:sz w:val="18"/>
+              </w:rPr>
+              <w:t>F</w:t>
+            </w:r>
+          </w:p>
+        </w:tc>
+        <w:tc>
+          <w:tcPr>
+            <w:tcW w:w="1800" w:type="dxa"/>
+          </w:tcPr>
+          <w:p>
+            <w:pPr>
+              <w:spacing w:after="0"/>
+            </w:pPr>
+            <w:r>
+              <w:rPr>
+                <w:rFonts w:ascii="BIZ UDPゴシック" w:hAnsi="BIZ UDPゴシック" w:eastAsia="BIZ UDPゴシック"/>
+                <w:b w:val="0"/>
+                <w:sz w:val="18"/>
+              </w:rPr>
+              <w:t>第5章13</w:t>
+            </w:r>
+          </w:p>
+        </w:tc>
+        <w:tc>
+          <w:tcPr>
+            <w:tcW w:w="5800" w:type="dxa"/>
+          </w:tcPr>
+          <w:p>
+            <w:pPr>
+              <w:spacing w:after="0"/>
+            </w:pPr>
+            <w:r>
+              <w:rPr>
+                <w:rFonts w:ascii="BIZ UDPゴシック" w:hAnsi="BIZ UDPゴシック" w:eastAsia="BIZ UDPゴシック"/>
+                <w:b w:val="0"/>
+                <w:sz w:val="18"/>
+              </w:rPr>
+              <w:t>意思決定支援を意思形成・意思表明・意思実現の3段階で整理し、経営基盤を供給制約として把握する6項目を新設</w:t>
+            </w:r>
+          </w:p>
+        </w:tc>
+        <w:tc>
+          <w:tcPr>
+            <w:tcW w:w="1000" w:type="dxa"/>
+          </w:tcPr>
+          <w:p>
+            <w:pPr>
+              <w:spacing w:after="0"/>
+            </w:pPr>
+            <w:r>
+              <w:rPr>
+                <w:rFonts w:ascii="BIZ UDPゴシック" w:hAnsi="BIZ UDPゴシック" w:eastAsia="BIZ UDPゴシック"/>
+                <w:b w:val="0"/>
+                <w:sz w:val="18"/>
+              </w:rPr>
+              <w:t>―</w:t>
+            </w:r>
+          </w:p>
+        </w:tc>
+      </w:tr>
+      <w:tr>
+        <w:tc>
+          <w:tcPr>
+            <w:tcW w:w="500" w:type="dxa"/>
+          </w:tcPr>
+          <w:p>
+            <w:pPr>
+              <w:spacing w:after="0"/>
+            </w:pPr>
+            <w:r>
+              <w:rPr>
+                <w:rFonts w:ascii="BIZ UDPゴシック" w:hAnsi="BIZ UDPゴシック" w:eastAsia="BIZ UDPゴシック"/>
+                <w:b w:val="0"/>
+                <w:sz w:val="18"/>
+              </w:rPr>
+              <w:t>67</w:t>
+            </w:r>
+          </w:p>
+        </w:tc>
+        <w:tc>
+          <w:tcPr>
+            <w:tcW w:w="600" w:type="dxa"/>
+          </w:tcPr>
+          <w:p>
+            <w:pPr>
+              <w:spacing w:after="0"/>
+            </w:pPr>
+            <w:r>
+              <w:rPr>
+                <w:rFonts w:ascii="BIZ UDPゴシック" w:hAnsi="BIZ UDPゴシック" w:eastAsia="BIZ UDPゴシック"/>
+                <w:b w:val="0"/>
+                <w:sz w:val="18"/>
+              </w:rPr>
+              <w:t>F</w:t>
+            </w:r>
+          </w:p>
+        </w:tc>
+        <w:tc>
+          <w:tcPr>
+            <w:tcW w:w="1800" w:type="dxa"/>
+          </w:tcPr>
+          <w:p>
+            <w:pPr>
+              <w:spacing w:after="0"/>
+            </w:pPr>
+            <w:r>
+              <w:rPr>
+                <w:rFonts w:ascii="BIZ UDPゴシック" w:hAnsi="BIZ UDPゴシック" w:eastAsia="BIZ UDPゴシック"/>
+                <w:b w:val="0"/>
+                <w:sz w:val="18"/>
+              </w:rPr>
+              <w:t>第6章3</w:t>
+            </w:r>
+          </w:p>
+        </w:tc>
+        <w:tc>
+          <w:tcPr>
+            <w:tcW w:w="5800" w:type="dxa"/>
+          </w:tcPr>
+          <w:p>
+            <w:pPr>
+              <w:spacing w:after="0"/>
+            </w:pPr>
+            <w:r>
+              <w:rPr>
+                <w:rFonts w:ascii="BIZ UDPゴシック" w:hAnsi="BIZ UDPゴシック" w:eastAsia="BIZ UDPゴシック"/>
+                <w:b w:val="0"/>
+                <w:sz w:val="18"/>
+              </w:rPr>
+              <w:t>成年後見制度の見直し（令和8年6月公布の民法等改正。後見・保佐を補助に一元化）への対応を新設</w:t>
+            </w:r>
+          </w:p>
+        </w:tc>
+        <w:tc>
+          <w:tcPr>
+            <w:tcW w:w="1000" w:type="dxa"/>
+          </w:tcPr>
+          <w:p>
+            <w:pPr>
+              <w:spacing w:after="0"/>
+            </w:pPr>
+            <w:r>
+              <w:rPr>
+                <w:rFonts w:ascii="BIZ UDPゴシック" w:hAnsi="BIZ UDPゴシック" w:eastAsia="BIZ UDPゴシック"/>
+                <w:b w:val="0"/>
+                <w:sz w:val="18"/>
               </w:rPr>
               <w:t>―</w:t>
             </w:r>
@@ -8254,7 +9107,7 @@
           <w:b w:val="0"/>
           <w:sz w:val="21"/>
         </w:rPr>
-        <w:t>65件です。根拠は修正履歴の該当行をご覧ください。</w:t>
+        <w:t>74件です。根拠は修正履歴の該当行をご覧ください。</w:t>
       </w:r>
     </w:p>
     <w:tbl>
@@ -9968,7 +10821,7 @@
                 <w:b w:val="0"/>
                 <w:sz w:val="18"/>
               </w:rPr>
-              <w:t>第2階層</w:t>
+              <w:t>第3階層</w:t>
             </w:r>
           </w:p>
         </w:tc>
@@ -9986,7 +10839,7 @@
                 <w:b w:val="0"/>
                 <w:sz w:val="18"/>
               </w:rPr>
-              <w:t>５　居住系サービス</w:t>
+              <w:t>■　重度障がい者の内数</w:t>
             </w:r>
           </w:p>
         </w:tc>
@@ -10024,7 +10877,7 @@
                 <w:b w:val="0"/>
                 <w:sz w:val="18"/>
               </w:rPr>
-              <w:t>６　相談支援</w:t>
+              <w:t>５　居住系サービス</w:t>
             </w:r>
           </w:p>
         </w:tc>
@@ -10062,7 +10915,7 @@
                 <w:b w:val="0"/>
                 <w:sz w:val="18"/>
               </w:rPr>
-              <w:t>７　障がい児支援</w:t>
+              <w:t>６　相談支援</w:t>
             </w:r>
           </w:p>
         </w:tc>
@@ -10100,7 +10953,7 @@
                 <w:b w:val="0"/>
                 <w:sz w:val="18"/>
               </w:rPr>
-              <w:t>８　必要な見込量の確保のための方策</w:t>
+              <w:t>７　障がい児支援</w:t>
             </w:r>
           </w:p>
         </w:tc>
@@ -10120,7 +10973,7 @@
                 <w:b w:val="0"/>
                 <w:sz w:val="18"/>
               </w:rPr>
-              <w:t>第3階層</w:t>
+              <w:t>第2階層</w:t>
             </w:r>
           </w:p>
         </w:tc>
@@ -10138,7 +10991,7 @@
                 <w:b w:val="0"/>
                 <w:sz w:val="18"/>
               </w:rPr>
-              <w:t>■　確保可能量を決める要素</w:t>
+              <w:t>８　必要な見込量の確保のための方策</w:t>
             </w:r>
           </w:p>
         </w:tc>
@@ -10158,7 +11011,7 @@
                 <w:b w:val="0"/>
                 <w:sz w:val="18"/>
               </w:rPr>
-              <w:t>第2階層</w:t>
+              <w:t>第3階層</w:t>
             </w:r>
           </w:p>
         </w:tc>
@@ -10176,7 +11029,7 @@
                 <w:b w:val="0"/>
                 <w:sz w:val="18"/>
               </w:rPr>
-              <w:t>９　地域生活支援事業の実施目標</w:t>
+              <w:t>■　確保可能量を決める要素</w:t>
             </w:r>
           </w:p>
         </w:tc>
@@ -10214,7 +11067,7 @@
                 <w:b w:val="0"/>
                 <w:sz w:val="18"/>
               </w:rPr>
-              <w:t>■　事業ごとの実施に関する考え方</w:t>
+              <w:t>■　事業所の受入余力の把握</w:t>
             </w:r>
           </w:p>
         </w:tc>
@@ -10234,7 +11087,7 @@
                 <w:b w:val="0"/>
                 <w:sz w:val="18"/>
               </w:rPr>
-              <w:t>第2階層</w:t>
+              <w:t>第3階層</w:t>
             </w:r>
           </w:p>
         </w:tc>
@@ -10252,7 +11105,7 @@
                 <w:b w:val="0"/>
                 <w:sz w:val="18"/>
               </w:rPr>
-              <w:t>10　活動指標</w:t>
+              <w:t>■　住まいの確保</w:t>
             </w:r>
           </w:p>
         </w:tc>
@@ -10290,7 +11143,7 @@
                 <w:b w:val="0"/>
                 <w:sz w:val="18"/>
               </w:rPr>
-              <w:t>■　サービスの見込量に相当する活動指標</w:t>
+              <w:t>■　供給が不足する場合の県への意見申出</w:t>
             </w:r>
           </w:p>
         </w:tc>
@@ -10328,7 +11181,7 @@
                 <w:b w:val="0"/>
                 <w:sz w:val="18"/>
               </w:rPr>
-              <w:t>■　その他の活動指標</w:t>
+              <w:t>■　中山間・人口減少地域の制度の活用</w:t>
             </w:r>
           </w:p>
         </w:tc>
@@ -10348,7 +11201,7 @@
                 <w:b w:val="0"/>
                 <w:sz w:val="18"/>
               </w:rPr>
-              <w:t>第3階層</w:t>
+              <w:t>第2階層</w:t>
             </w:r>
           </w:p>
         </w:tc>
@@ -10366,7 +11219,7 @@
                 <w:b w:val="0"/>
                 <w:sz w:val="18"/>
               </w:rPr>
-              <w:t>■　本村では設定しない活動指標</w:t>
+              <w:t>９　地域生活支援事業の実施目標</w:t>
             </w:r>
           </w:p>
         </w:tc>
@@ -10386,7 +11239,7 @@
                 <w:b w:val="0"/>
                 <w:sz w:val="18"/>
               </w:rPr>
-              <w:t>第2階層</w:t>
+              <w:t>第3階層</w:t>
             </w:r>
           </w:p>
         </w:tc>
@@ -10404,7 +11257,7 @@
                 <w:b w:val="0"/>
                 <w:sz w:val="18"/>
               </w:rPr>
-              <w:t>11　事業提供体制の確保のための方策</w:t>
+              <w:t>■　事業ごとの実施に関する考え方</w:t>
             </w:r>
           </w:p>
         </w:tc>
@@ -10442,7 +11295,7 @@
                 <w:b w:val="0"/>
                 <w:sz w:val="18"/>
               </w:rPr>
-              <w:t>12　障がい福祉サービス等に係る費用の推移と財源構成</w:t>
+              <w:t>10　活動指標</w:t>
             </w:r>
           </w:p>
         </w:tc>
@@ -10480,7 +11333,7 @@
                 <w:b w:val="0"/>
                 <w:sz w:val="18"/>
               </w:rPr>
-              <w:t>■　給付費の推移</w:t>
+              <w:t>■　サービスの見込量に相当する活動指標</w:t>
             </w:r>
           </w:p>
         </w:tc>
@@ -10518,7 +11371,7 @@
                 <w:b w:val="0"/>
                 <w:sz w:val="18"/>
               </w:rPr>
-              <w:t>■　財源構成（令和７年度・法定負担割合による試算）</w:t>
+              <w:t>■　その他の活動指標</w:t>
             </w:r>
           </w:p>
         </w:tc>
@@ -10556,7 +11409,7 @@
                 <w:b w:val="0"/>
                 <w:sz w:val="18"/>
               </w:rPr>
-              <w:t>■　サービス別の構成（令和７年度）</w:t>
+              <w:t>■　本村では設定しない活動指標</w:t>
             </w:r>
           </w:p>
         </w:tc>
@@ -10576,7 +11429,7 @@
                 <w:b w:val="0"/>
                 <w:sz w:val="18"/>
               </w:rPr>
-              <w:t>第3階層</w:t>
+              <w:t>第2階層</w:t>
             </w:r>
           </w:p>
         </w:tc>
@@ -10594,7 +11447,7 @@
                 <w:b w:val="0"/>
                 <w:sz w:val="18"/>
               </w:rPr>
-              <w:t>■　地域生活支援事業及び村単独事業の財源</w:t>
+              <w:t>11　事業提供体制の確保のための方策</w:t>
             </w:r>
           </w:p>
         </w:tc>
@@ -10614,7 +11467,7 @@
                 <w:b w:val="0"/>
                 <w:sz w:val="18"/>
               </w:rPr>
-              <w:t>第2階層</w:t>
+              <w:t>第3階層</w:t>
             </w:r>
           </w:p>
         </w:tc>
@@ -10632,7 +11485,7 @@
                 <w:b w:val="0"/>
                 <w:sz w:val="18"/>
               </w:rPr>
-              <w:t>13　障がい福祉人材の確保・定着、生産性向上及び経営基盤の確立</w:t>
+              <w:t>■　災害時にサービスを止めないための備え</w:t>
             </w:r>
           </w:p>
         </w:tc>
@@ -10670,7 +11523,7 @@
                 <w:b w:val="0"/>
                 <w:sz w:val="18"/>
               </w:rPr>
-              <w:t>■　意思決定支援の推進</w:t>
+              <w:t>■　虐待の予防から再発の防止まで</w:t>
             </w:r>
           </w:p>
         </w:tc>
@@ -10708,7 +11561,349 @@
                 <w:b w:val="0"/>
                 <w:sz w:val="18"/>
               </w:rPr>
+              <w:t>12　障がい福祉サービス等に係る費用の推移と財源構成</w:t>
+            </w:r>
+          </w:p>
+        </w:tc>
+      </w:tr>
+      <w:tr>
+        <w:tc>
+          <w:tcPr>
+            <w:tcW w:w="1200" w:type="dxa"/>
+          </w:tcPr>
+          <w:p>
+            <w:pPr>
+              <w:spacing w:after="0"/>
+            </w:pPr>
+            <w:r>
+              <w:rPr>
+                <w:rFonts w:ascii="BIZ UDPゴシック" w:hAnsi="BIZ UDPゴシック" w:eastAsia="BIZ UDPゴシック"/>
+                <w:b w:val="0"/>
+                <w:sz w:val="18"/>
+              </w:rPr>
+              <w:t>第3階層</w:t>
+            </w:r>
+          </w:p>
+        </w:tc>
+        <w:tc>
+          <w:tcPr>
+            <w:tcW w:w="8400" w:type="dxa"/>
+          </w:tcPr>
+          <w:p>
+            <w:pPr>
+              <w:spacing w:after="0"/>
+            </w:pPr>
+            <w:r>
+              <w:rPr>
+                <w:rFonts w:ascii="BIZ UDPゴシック" w:hAnsi="BIZ UDPゴシック" w:eastAsia="BIZ UDPゴシック"/>
+                <w:b w:val="0"/>
+                <w:sz w:val="18"/>
+              </w:rPr>
+              <w:t>■　給付費の推移</w:t>
+            </w:r>
+          </w:p>
+        </w:tc>
+      </w:tr>
+      <w:tr>
+        <w:tc>
+          <w:tcPr>
+            <w:tcW w:w="1200" w:type="dxa"/>
+          </w:tcPr>
+          <w:p>
+            <w:pPr>
+              <w:spacing w:after="0"/>
+            </w:pPr>
+            <w:r>
+              <w:rPr>
+                <w:rFonts w:ascii="BIZ UDPゴシック" w:hAnsi="BIZ UDPゴシック" w:eastAsia="BIZ UDPゴシック"/>
+                <w:b w:val="0"/>
+                <w:sz w:val="18"/>
+              </w:rPr>
+              <w:t>第3階層</w:t>
+            </w:r>
+          </w:p>
+        </w:tc>
+        <w:tc>
+          <w:tcPr>
+            <w:tcW w:w="8400" w:type="dxa"/>
+          </w:tcPr>
+          <w:p>
+            <w:pPr>
+              <w:spacing w:after="0"/>
+            </w:pPr>
+            <w:r>
+              <w:rPr>
+                <w:rFonts w:ascii="BIZ UDPゴシック" w:hAnsi="BIZ UDPゴシック" w:eastAsia="BIZ UDPゴシック"/>
+                <w:b w:val="0"/>
+                <w:sz w:val="18"/>
+              </w:rPr>
+              <w:t>■　財源構成（令和７年度・法定負担割合による試算）</w:t>
+            </w:r>
+          </w:p>
+        </w:tc>
+      </w:tr>
+      <w:tr>
+        <w:tc>
+          <w:tcPr>
+            <w:tcW w:w="1200" w:type="dxa"/>
+          </w:tcPr>
+          <w:p>
+            <w:pPr>
+              <w:spacing w:after="0"/>
+            </w:pPr>
+            <w:r>
+              <w:rPr>
+                <w:rFonts w:ascii="BIZ UDPゴシック" w:hAnsi="BIZ UDPゴシック" w:eastAsia="BIZ UDPゴシック"/>
+                <w:b w:val="0"/>
+                <w:sz w:val="18"/>
+              </w:rPr>
+              <w:t>第3階層</w:t>
+            </w:r>
+          </w:p>
+        </w:tc>
+        <w:tc>
+          <w:tcPr>
+            <w:tcW w:w="8400" w:type="dxa"/>
+          </w:tcPr>
+          <w:p>
+            <w:pPr>
+              <w:spacing w:after="0"/>
+            </w:pPr>
+            <w:r>
+              <w:rPr>
+                <w:rFonts w:ascii="BIZ UDPゴシック" w:hAnsi="BIZ UDPゴシック" w:eastAsia="BIZ UDPゴシック"/>
+                <w:b w:val="0"/>
+                <w:sz w:val="18"/>
+              </w:rPr>
+              <w:t>■　サービス別の構成（令和７年度）</w:t>
+            </w:r>
+          </w:p>
+        </w:tc>
+      </w:tr>
+      <w:tr>
+        <w:tc>
+          <w:tcPr>
+            <w:tcW w:w="1200" w:type="dxa"/>
+          </w:tcPr>
+          <w:p>
+            <w:pPr>
+              <w:spacing w:after="0"/>
+            </w:pPr>
+            <w:r>
+              <w:rPr>
+                <w:rFonts w:ascii="BIZ UDPゴシック" w:hAnsi="BIZ UDPゴシック" w:eastAsia="BIZ UDPゴシック"/>
+                <w:b w:val="0"/>
+                <w:sz w:val="18"/>
+              </w:rPr>
+              <w:t>第3階層</w:t>
+            </w:r>
+          </w:p>
+        </w:tc>
+        <w:tc>
+          <w:tcPr>
+            <w:tcW w:w="8400" w:type="dxa"/>
+          </w:tcPr>
+          <w:p>
+            <w:pPr>
+              <w:spacing w:after="0"/>
+            </w:pPr>
+            <w:r>
+              <w:rPr>
+                <w:rFonts w:ascii="BIZ UDPゴシック" w:hAnsi="BIZ UDPゴシック" w:eastAsia="BIZ UDPゴシック"/>
+                <w:b w:val="0"/>
+                <w:sz w:val="18"/>
+              </w:rPr>
+              <w:t>■　地域生活支援事業及び村単独事業の財源</w:t>
+            </w:r>
+          </w:p>
+        </w:tc>
+      </w:tr>
+      <w:tr>
+        <w:tc>
+          <w:tcPr>
+            <w:tcW w:w="1200" w:type="dxa"/>
+          </w:tcPr>
+          <w:p>
+            <w:pPr>
+              <w:spacing w:after="0"/>
+            </w:pPr>
+            <w:r>
+              <w:rPr>
+                <w:rFonts w:ascii="BIZ UDPゴシック" w:hAnsi="BIZ UDPゴシック" w:eastAsia="BIZ UDPゴシック"/>
+                <w:b w:val="0"/>
+                <w:sz w:val="18"/>
+              </w:rPr>
+              <w:t>第2階層</w:t>
+            </w:r>
+          </w:p>
+        </w:tc>
+        <w:tc>
+          <w:tcPr>
+            <w:tcW w:w="8400" w:type="dxa"/>
+          </w:tcPr>
+          <w:p>
+            <w:pPr>
+              <w:spacing w:after="0"/>
+            </w:pPr>
+            <w:r>
+              <w:rPr>
+                <w:rFonts w:ascii="BIZ UDPゴシック" w:hAnsi="BIZ UDPゴシック" w:eastAsia="BIZ UDPゴシック"/>
+                <w:b w:val="0"/>
+                <w:sz w:val="18"/>
+              </w:rPr>
+              <w:t>13　障がい福祉人材の確保・定着、生産性向上及び経営基盤の確立</w:t>
+            </w:r>
+          </w:p>
+        </w:tc>
+      </w:tr>
+      <w:tr>
+        <w:tc>
+          <w:tcPr>
+            <w:tcW w:w="1200" w:type="dxa"/>
+          </w:tcPr>
+          <w:p>
+            <w:pPr>
+              <w:spacing w:after="0"/>
+            </w:pPr>
+            <w:r>
+              <w:rPr>
+                <w:rFonts w:ascii="BIZ UDPゴシック" w:hAnsi="BIZ UDPゴシック" w:eastAsia="BIZ UDPゴシック"/>
+                <w:b w:val="0"/>
+                <w:sz w:val="18"/>
+              </w:rPr>
+              <w:t>第3階層</w:t>
+            </w:r>
+          </w:p>
+        </w:tc>
+        <w:tc>
+          <w:tcPr>
+            <w:tcW w:w="8400" w:type="dxa"/>
+          </w:tcPr>
+          <w:p>
+            <w:pPr>
+              <w:spacing w:after="0"/>
+            </w:pPr>
+            <w:r>
+              <w:rPr>
+                <w:rFonts w:ascii="BIZ UDPゴシック" w:hAnsi="BIZ UDPゴシック" w:eastAsia="BIZ UDPゴシック"/>
+                <w:b w:val="0"/>
+                <w:sz w:val="18"/>
+              </w:rPr>
+              <w:t>■　意思決定支援の推進</w:t>
+            </w:r>
+          </w:p>
+        </w:tc>
+      </w:tr>
+      <w:tr>
+        <w:tc>
+          <w:tcPr>
+            <w:tcW w:w="1200" w:type="dxa"/>
+          </w:tcPr>
+          <w:p>
+            <w:pPr>
+              <w:spacing w:after="0"/>
+            </w:pPr>
+            <w:r>
+              <w:rPr>
+                <w:rFonts w:ascii="BIZ UDPゴシック" w:hAnsi="BIZ UDPゴシック" w:eastAsia="BIZ UDPゴシック"/>
+                <w:b w:val="0"/>
+                <w:sz w:val="18"/>
+              </w:rPr>
+              <w:t>第3階層</w:t>
+            </w:r>
+          </w:p>
+        </w:tc>
+        <w:tc>
+          <w:tcPr>
+            <w:tcW w:w="8400" w:type="dxa"/>
+          </w:tcPr>
+          <w:p>
+            <w:pPr>
+              <w:spacing w:after="0"/>
+            </w:pPr>
+            <w:r>
+              <w:rPr>
+                <w:rFonts w:ascii="BIZ UDPゴシック" w:hAnsi="BIZ UDPゴシック" w:eastAsia="BIZ UDPゴシック"/>
+                <w:b w:val="0"/>
+                <w:sz w:val="18"/>
+              </w:rPr>
+              <w:t>■　経営基盤を供給制約として見る</w:t>
+            </w:r>
+          </w:p>
+        </w:tc>
+      </w:tr>
+      <w:tr>
+        <w:tc>
+          <w:tcPr>
+            <w:tcW w:w="1200" w:type="dxa"/>
+          </w:tcPr>
+          <w:p>
+            <w:pPr>
+              <w:spacing w:after="0"/>
+            </w:pPr>
+            <w:r>
+              <w:rPr>
+                <w:rFonts w:ascii="BIZ UDPゴシック" w:hAnsi="BIZ UDPゴシック" w:eastAsia="BIZ UDPゴシック"/>
+                <w:b w:val="0"/>
+                <w:sz w:val="18"/>
+              </w:rPr>
+              <w:t>第2階層</w:t>
+            </w:r>
+          </w:p>
+        </w:tc>
+        <w:tc>
+          <w:tcPr>
+            <w:tcW w:w="8400" w:type="dxa"/>
+          </w:tcPr>
+          <w:p>
+            <w:pPr>
+              <w:spacing w:after="0"/>
+            </w:pPr>
+            <w:r>
+              <w:rPr>
+                <w:rFonts w:ascii="BIZ UDPゴシック" w:hAnsi="BIZ UDPゴシック" w:eastAsia="BIZ UDPゴシック"/>
+                <w:b w:val="0"/>
+                <w:sz w:val="18"/>
+              </w:rPr>
               <w:t>14　関係機関との連携</w:t>
+            </w:r>
+          </w:p>
+        </w:tc>
+      </w:tr>
+      <w:tr>
+        <w:tc>
+          <w:tcPr>
+            <w:tcW w:w="1200" w:type="dxa"/>
+          </w:tcPr>
+          <w:p>
+            <w:pPr>
+              <w:spacing w:after="0"/>
+            </w:pPr>
+            <w:r>
+              <w:rPr>
+                <w:rFonts w:ascii="BIZ UDPゴシック" w:hAnsi="BIZ UDPゴシック" w:eastAsia="BIZ UDPゴシック"/>
+                <w:b w:val="0"/>
+                <w:sz w:val="18"/>
+              </w:rPr>
+              <w:t>第2階層</w:t>
+            </w:r>
+          </w:p>
+        </w:tc>
+        <w:tc>
+          <w:tcPr>
+            <w:tcW w:w="8400" w:type="dxa"/>
+          </w:tcPr>
+          <w:p>
+            <w:pPr>
+              <w:spacing w:after="0"/>
+            </w:pPr>
+            <w:r>
+              <w:rPr>
+                <w:rFonts w:ascii="BIZ UDPゴシック" w:hAnsi="BIZ UDPゴシック" w:eastAsia="BIZ UDPゴシック"/>
+                <w:b w:val="0"/>
+                <w:sz w:val="18"/>
+              </w:rPr>
+              <w:t>３　制度の見直しへの対応</w:t>
             </w:r>
           </w:p>
         </w:tc>

--- a/output/北塩原村_計画素案_修正履歴.docx
+++ b/output/北塩原村_計画素案_修正履歴.docx
@@ -472,7 +472,7 @@
                 <w:b w:val="0"/>
                 <w:sz w:val="18"/>
               </w:rPr>
-              <w:t>f2dcef2150d4</w:t>
+              <w:t>33c37c8b1855</w:t>
             </w:r>
           </w:p>
         </w:tc>

--- a/output/北塩原村_計画素案_修正履歴.docx
+++ b/output/北塩原村_計画素案_修正履歴.docx
@@ -472,7 +472,7 @@
                 <w:b w:val="0"/>
                 <w:sz w:val="18"/>
               </w:rPr>
-              <w:t>33c37c8b1855</w:t>
+              <w:t>4797372c5b88</w:t>
             </w:r>
           </w:p>
         </w:tc>

--- a/output/北塩原村_計画素案_修正履歴.docx
+++ b/output/北塩原村_計画素案_修正履歴.docx
@@ -402,7 +402,7 @@
                 <w:b w:val="0"/>
                 <w:sz w:val="18"/>
               </w:rPr>
-              <w:t>492</w:t>
+              <w:t>494</w:t>
             </w:r>
           </w:p>
         </w:tc>
@@ -472,7 +472,7 @@
                 <w:b w:val="0"/>
                 <w:sz w:val="18"/>
               </w:rPr>
-              <w:t>4797372c5b88</w:t>
+              <w:t>1ec9299e6f6e</w:t>
             </w:r>
           </w:p>
         </w:tc>

--- a/output/北塩原村_計画素案_修正履歴.docx
+++ b/output/北塩原村_計画素案_修正履歴.docx
@@ -472,7 +472,7 @@
                 <w:b w:val="0"/>
                 <w:sz w:val="18"/>
               </w:rPr>
-              <w:t>1ec9299e6f6e</w:t>
+              <w:t>851ce605914e</w:t>
             </w:r>
           </w:p>
         </w:tc>
@@ -1602,7 +1602,7 @@
                 <w:b w:val="0"/>
                 <w:sz w:val="18"/>
               </w:rPr>
-              <w:t>第2章1</w:t>
+              <w:t>Ｍ-2 第2章1</w:t>
             </w:r>
           </w:p>
         </w:tc>
@@ -1638,7 +1638,7 @@
                 <w:b w:val="0"/>
                 <w:sz w:val="18"/>
               </w:rPr>
-              <w:t>M-2</w:t>
+              <w:t>―</w:t>
             </w:r>
           </w:p>
         </w:tc>
@@ -1694,7 +1694,7 @@
                 <w:b w:val="0"/>
                 <w:sz w:val="18"/>
               </w:rPr>
-              <w:t>第2章</w:t>
+              <w:t>Ｍ-1 第2章</w:t>
             </w:r>
           </w:p>
         </w:tc>
@@ -1730,7 +1730,7 @@
                 <w:b w:val="0"/>
                 <w:sz w:val="18"/>
               </w:rPr>
-              <w:t>M-1</w:t>
+              <w:t>―</w:t>
             </w:r>
           </w:p>
         </w:tc>
@@ -1883,7 +1883,7 @@
                 <w:b w:val="0"/>
                 <w:sz w:val="18"/>
               </w:rPr>
-              <w:t>第1章2</w:t>
+              <w:t>Ｍ-6 第1章2</w:t>
             </w:r>
           </w:p>
         </w:tc>
@@ -1919,7 +1919,7 @@
                 <w:b w:val="0"/>
                 <w:sz w:val="18"/>
               </w:rPr>
-              <w:t>M-6</w:t>
+              <w:t>―</w:t>
             </w:r>
           </w:p>
         </w:tc>
@@ -1975,7 +1975,7 @@
                 <w:b w:val="0"/>
                 <w:sz w:val="18"/>
               </w:rPr>
-              <w:t>第4章（４）</w:t>
+              <w:t>Ｍ-6 第4章（４）</w:t>
             </w:r>
           </w:p>
         </w:tc>
@@ -2011,7 +2011,7 @@
                 <w:b w:val="0"/>
                 <w:sz w:val="18"/>
               </w:rPr>
-              <w:t>M-6</w:t>
+              <w:t>―</w:t>
             </w:r>
           </w:p>
         </w:tc>
@@ -2067,7 +2067,7 @@
                 <w:b w:val="0"/>
                 <w:sz w:val="18"/>
               </w:rPr>
-              <w:t>第7章</w:t>
+              <w:t>Ｍ-6 第7章</w:t>
             </w:r>
           </w:p>
         </w:tc>
@@ -2103,7 +2103,7 @@
                 <w:b w:val="0"/>
                 <w:sz w:val="18"/>
               </w:rPr>
-              <w:t>M-6</w:t>
+              <w:t>―</w:t>
             </w:r>
           </w:p>
         </w:tc>
@@ -3032,7 +3032,7 @@
                 <w:b w:val="0"/>
                 <w:sz w:val="18"/>
               </w:rPr>
-              <w:t>第5章</w:t>
+              <w:t>Ｍ-3 第5章</w:t>
             </w:r>
           </w:p>
         </w:tc>
@@ -3068,7 +3068,7 @@
                 <w:b w:val="0"/>
                 <w:sz w:val="18"/>
               </w:rPr>
-              <w:t>M-3</w:t>
+              <w:t>―</w:t>
             </w:r>
           </w:p>
         </w:tc>
@@ -12767,7 +12767,7 @@
                 <w:b w:val="0"/>
                 <w:sz w:val="18"/>
               </w:rPr>
-              <w:t>M-10</w:t>
+              <w:t>Ｍ-10</w:t>
             </w:r>
           </w:p>
         </w:tc>
@@ -12841,7 +12841,7 @@
                 <w:b w:val="0"/>
                 <w:sz w:val="18"/>
               </w:rPr>
-              <w:t>M-11</w:t>
+              <w:t>Ｍ-11</w:t>
             </w:r>
           </w:p>
         </w:tc>
@@ -12915,7 +12915,7 @@
                 <w:b w:val="0"/>
                 <w:sz w:val="18"/>
               </w:rPr>
-              <w:t>M-12</w:t>
+              <w:t>Ｍ-12</w:t>
             </w:r>
           </w:p>
         </w:tc>
